--- a/documentos/Entrega 1/Sistemas_Operacionais_e_Computação_em_Nuvem/Relatorio_VM.docx
+++ b/documentos/Entrega 1/Sistemas_Operacionais_e_Computação_em_Nuvem/Relatorio_VM.docx
@@ -1,6 +1,6 @@
 
 <file path=word/document.xml><?xml version="1.0" encoding="utf-8"?>
-<w:document xmlns:wpc="http://schemas.microsoft.com/office/word/2010/wordprocessingCanvas" xmlns:cx="http://schemas.microsoft.com/office/drawing/2014/chartex" xmlns:cx1="http://schemas.microsoft.com/office/drawing/2015/9/8/chartex" xmlns:cx2="http://schemas.microsoft.com/office/drawing/2015/10/21/chartex" xmlns:cx3="http://schemas.microsoft.com/office/drawing/2016/5/9/chartex" xmlns:cx4="http://schemas.microsoft.com/office/drawing/2016/5/10/chartex" xmlns:cx5="http://schemas.microsoft.com/office/drawing/2016/5/11/chartex" xmlns:cx6="http://schemas.microsoft.com/office/drawing/2016/5/12/chartex" xmlns:cx7="http://schemas.microsoft.com/office/drawing/2016/5/13/chartex" xmlns:cx8="http://schemas.microsoft.com/office/drawing/2016/5/14/chartex" xmlns:mc="http://schemas.openxmlformats.org/markup-compatibility/2006" xmlns:aink="http://schemas.microsoft.com/office/drawing/2016/ink" xmlns:am3d="http://schemas.microsoft.com/office/drawing/2017/model3d" xmlns:o="urn:schemas-microsoft-com:office:office" xmlns:oel="http://schemas.microsoft.com/office/2019/extlst" xmlns:r="http://schemas.openxmlformats.org/officeDocument/2006/relationships" xmlns:m="http://schemas.openxmlformats.org/officeDocument/2006/math" xmlns:v="urn:schemas-microsoft-com:vml" xmlns:wp14="http://schemas.microsoft.com/office/word/2010/wordprocessingDrawing" xmlns:wp="http://schemas.openxmlformats.org/drawingml/2006/wordprocessingDrawing" xmlns:w10="urn:schemas-microsoft-com:office:word" xmlns:w="http://schemas.openxmlformats.org/wordprocessingml/2006/main" xmlns:w14="http://schemas.microsoft.com/office/word/2010/wordml" xmlns:w15="http://schemas.microsoft.com/office/word/2012/wordml" xmlns:w16cex="http://schemas.microsoft.com/office/word/2018/wordml/cex" xmlns:w16cid="http://schemas.microsoft.com/office/word/2016/wordml/cid" xmlns:w16="http://schemas.microsoft.com/office/word/2018/wordml" xmlns:w16du="http://schemas.microsoft.com/office/word/2023/wordml/word16du" xmlns:w16sdtdh="http://schemas.microsoft.com/office/word/2020/wordml/sdtdatahash" xmlns:w16sdtfl="http://schemas.microsoft.com/office/word/2024/wordml/sdtformatlock" xmlns:w16se="http://schemas.microsoft.com/office/word/2015/wordml/symex" xmlns:wpg="http://schemas.microsoft.com/office/word/2010/wordprocessingGroup" xmlns:wpi="http://schemas.microsoft.com/office/word/2010/wordprocessingInk" xmlns:wne="http://schemas.microsoft.com/office/word/2006/wordml" xmlns:wps="http://schemas.microsoft.com/office/word/2010/wordprocessingShape" mc:Ignorable="w14 w15 w16se w16cid w16 w16cex w16sdtdh w16sdtfl w16du wp14">
+<w:document xmlns:wpc="http://schemas.microsoft.com/office/word/2010/wordprocessingCanvas" xmlns:cx="http://schemas.microsoft.com/office/drawing/2014/chartex" xmlns:cx1="http://schemas.microsoft.com/office/drawing/2015/9/8/chartex" xmlns:cx2="http://schemas.microsoft.com/office/drawing/2015/10/21/chartex" xmlns:cx3="http://schemas.microsoft.com/office/drawing/2016/5/9/chartex" xmlns:cx4="http://schemas.microsoft.com/office/drawing/2016/5/10/chartex" xmlns:cx5="http://schemas.microsoft.com/office/drawing/2016/5/11/chartex" xmlns:cx6="http://schemas.microsoft.com/office/drawing/2016/5/12/chartex" xmlns:cx7="http://schemas.microsoft.com/office/drawing/2016/5/13/chartex" xmlns:cx8="http://schemas.microsoft.com/office/drawing/2016/5/14/chartex" xmlns:mc="http://schemas.openxmlformats.org/markup-compatibility/2006" xmlns:aink="http://schemas.microsoft.com/office/drawing/2016/ink" xmlns:am3d="http://schemas.microsoft.com/office/drawing/2017/model3d" xmlns:o="urn:schemas-microsoft-com:office:office" xmlns:r="http://schemas.openxmlformats.org/officeDocument/2006/relationships" xmlns:m="http://schemas.openxmlformats.org/officeDocument/2006/math" xmlns:v="urn:schemas-microsoft-com:vml" xmlns:wp14="http://schemas.microsoft.com/office/word/2010/wordprocessingDrawing" xmlns:wp="http://schemas.openxmlformats.org/drawingml/2006/wordprocessingDrawing" xmlns:w10="urn:schemas-microsoft-com:office:word" xmlns:w="http://schemas.openxmlformats.org/wordprocessingml/2006/main" xmlns:w14="http://schemas.microsoft.com/office/word/2010/wordml" xmlns:w15="http://schemas.microsoft.com/office/word/2012/wordml" xmlns:w16cid="http://schemas.microsoft.com/office/word/2016/wordml/cid" xmlns:w16se="http://schemas.microsoft.com/office/word/2015/wordml/symex" xmlns:wpg="http://schemas.microsoft.com/office/word/2010/wordprocessingGroup" xmlns:wpi="http://schemas.microsoft.com/office/word/2010/wordprocessingInk" xmlns:wne="http://schemas.microsoft.com/office/word/2006/wordml" xmlns:wps="http://schemas.microsoft.com/office/word/2010/wordprocessingShape" mc:Ignorable="w14 w15 w16se w16cid wp14">
   <w:body>
     <w:p>
       <w:pPr>
@@ -28,11 +28,6 @@
           <w:color w:val="auto"/>
         </w:rPr>
         <w:br/>
-      </w:r>
-      <w:r>
-        <w:rPr>
-          <w:color w:val="auto"/>
-        </w:rPr>
         <w:t>CodIAção</w:t>
       </w:r>
       <w:r>
@@ -80,6 +75,12 @@
         <w:rPr>
           <w:color w:val="auto"/>
         </w:rPr>
+        <w:t xml:space="preserve"> - 24026290</w:t>
+      </w:r>
+      <w:r>
+        <w:rPr>
+          <w:color w:val="auto"/>
+        </w:rPr>
         <w:br/>
       </w:r>
       <w:r>
@@ -100,13 +101,46 @@
         <w:rPr>
           <w:color w:val="auto"/>
         </w:rPr>
+        <w:t xml:space="preserve"> – 24025817</w:t>
+      </w:r>
+      <w:r>
+        <w:rPr>
+          <w:color w:val="auto"/>
+        </w:rPr>
+        <w:tab/>
+        <w:t xml:space="preserve"> </w:t>
+      </w:r>
+      <w:r>
+        <w:rPr>
+          <w:color w:val="auto"/>
+        </w:rPr>
         <w:br/>
       </w:r>
       <w:r>
         <w:rPr>
           <w:color w:val="auto"/>
         </w:rPr>
-        <w:t>Fabiano Henrique Chou</w:t>
+        <w:t xml:space="preserve">Fabiano Henrique </w:t>
+      </w:r>
+      <w:proofErr w:type="spellStart"/>
+      <w:r>
+        <w:rPr>
+          <w:color w:val="auto"/>
+        </w:rPr>
+        <w:t>Chou</w:t>
+      </w:r>
+      <w:proofErr w:type="spellEnd"/>
+      <w:r>
+        <w:rPr>
+          <w:color w:val="auto"/>
+        </w:rPr>
+        <w:t xml:space="preserve"> – 24025991</w:t>
+      </w:r>
+      <w:r>
+        <w:rPr>
+          <w:color w:val="auto"/>
+        </w:rPr>
+        <w:tab/>
       </w:r>
       <w:r>
         <w:rPr>
@@ -119,6 +153,12 @@
           <w:color w:val="auto"/>
         </w:rPr>
         <w:t>Nicolas Roberto Jordan Morales</w:t>
+      </w:r>
+      <w:r>
+        <w:rPr>
+          <w:color w:val="auto"/>
+        </w:rPr>
+        <w:t xml:space="preserve"> - 24025897</w:t>
       </w:r>
       <w:r>
         <w:rPr>
@@ -195,6 +235,9 @@
     </w:p>
     <w:p>
       <w:r>
+        <w:rPr>
+          <w:noProof/>
+        </w:rPr>
         <w:drawing>
           <wp:anchor distT="0" distB="0" distL="114300" distR="114300" simplePos="0" relativeHeight="251639808" behindDoc="0" locked="0" layoutInCell="1" allowOverlap="1" wp14:anchorId="0A94E802" wp14:editId="571487E3">
             <wp:simplePos x="0" y="0"/>
@@ -262,6 +305,9 @@
     </w:p>
     <w:p>
       <w:r>
+        <w:rPr>
+          <w:noProof/>
+        </w:rPr>
         <w:drawing>
           <wp:anchor distT="0" distB="0" distL="114300" distR="114300" simplePos="0" relativeHeight="251645952" behindDoc="1" locked="0" layoutInCell="1" allowOverlap="1" wp14:anchorId="54500AB7" wp14:editId="62751B81">
             <wp:simplePos x="0" y="0"/>
@@ -410,6 +456,9 @@
     </w:p>
     <w:p>
       <w:r>
+        <w:rPr>
+          <w:noProof/>
+        </w:rPr>
         <w:drawing>
           <wp:inline distT="0" distB="0" distL="0" distR="0" wp14:anchorId="60640664" wp14:editId="31F80BBA">
             <wp:extent cx="5400040" cy="2129790"/>
@@ -743,6 +792,9 @@
     </w:p>
     <w:p>
       <w:r>
+        <w:rPr>
+          <w:noProof/>
+        </w:rPr>
         <w:drawing>
           <wp:anchor distT="0" distB="0" distL="114300" distR="114300" simplePos="0" relativeHeight="251680768" behindDoc="0" locked="0" layoutInCell="1" allowOverlap="1" wp14:anchorId="27F4FFDA" wp14:editId="304C8338">
             <wp:simplePos x="0" y="0"/>
@@ -800,6 +852,9 @@
         </w:drawing>
       </w:r>
       <w:r>
+        <w:rPr>
+          <w:noProof/>
+        </w:rPr>
         <w:drawing>
           <wp:anchor distT="0" distB="0" distL="114300" distR="114300" simplePos="0" relativeHeight="251664384" behindDoc="0" locked="0" layoutInCell="1" allowOverlap="1" wp14:anchorId="058D520E" wp14:editId="5CEF0B0E">
             <wp:simplePos x="0" y="0"/>
@@ -862,6 +917,9 @@
     </w:p>
     <w:p>
       <w:r>
+        <w:rPr>
+          <w:noProof/>
+        </w:rPr>
         <w:lastRenderedPageBreak/>
         <w:drawing>
           <wp:anchor distT="0" distB="0" distL="114300" distR="114300" simplePos="0" relativeHeight="251684864" behindDoc="0" locked="0" layoutInCell="1" allowOverlap="1" wp14:anchorId="5C387490" wp14:editId="320A01FC">
@@ -1350,6 +1408,87 @@
     </w:p>
     <w:p>
       <w:r>
+        <w:drawing>
+          <wp:inline distT="0" distB="0" distL="0" distR="0" wp14:anchorId="086CDC43" wp14:editId="534AB3B5">
+            <wp:extent cx="5400040" cy="256540"/>
+            <wp:effectExtent l="0" t="0" r="0" b="0"/>
+            <wp:docPr id="1" name="Imagem 1"/>
+            <wp:cNvGraphicFramePr>
+              <a:graphicFrameLocks xmlns:a="http://schemas.openxmlformats.org/drawingml/2006/main" noChangeAspect="1"/>
+            </wp:cNvGraphicFramePr>
+            <a:graphic xmlns:a="http://schemas.openxmlformats.org/drawingml/2006/main">
+              <a:graphicData uri="http://schemas.openxmlformats.org/drawingml/2006/picture">
+                <pic:pic xmlns:pic="http://schemas.openxmlformats.org/drawingml/2006/picture">
+                  <pic:nvPicPr>
+                    <pic:cNvPr id="1" name=""/>
+                    <pic:cNvPicPr/>
+                  </pic:nvPicPr>
+                  <pic:blipFill>
+                    <a:blip r:embed="rId19"/>
+                    <a:stretch>
+                      <a:fillRect/>
+                    </a:stretch>
+                  </pic:blipFill>
+                  <pic:spPr>
+                    <a:xfrm>
+                      <a:off x="0" y="0"/>
+                      <a:ext cx="5400040" cy="256540"/>
+                    </a:xfrm>
+                    <a:prstGeom prst="rect">
+                      <a:avLst/>
+                    </a:prstGeom>
+                  </pic:spPr>
+                </pic:pic>
+              </a:graphicData>
+            </a:graphic>
+          </wp:inline>
+        </w:drawing>
+      </w:r>
+      <w:r>
+        <w:t xml:space="preserve"> </w:t>
+      </w:r>
+    </w:p>
+    <w:p>
+      <w:r>
+        <w:drawing>
+          <wp:inline distT="0" distB="0" distL="0" distR="0" wp14:anchorId="3B3B83F1" wp14:editId="4A5FB9C9">
+            <wp:extent cx="5400040" cy="427990"/>
+            <wp:effectExtent l="0" t="0" r="0" b="0"/>
+            <wp:docPr id="6" name="Imagem 6"/>
+            <wp:cNvGraphicFramePr>
+              <a:graphicFrameLocks xmlns:a="http://schemas.openxmlformats.org/drawingml/2006/main" noChangeAspect="1"/>
+            </wp:cNvGraphicFramePr>
+            <a:graphic xmlns:a="http://schemas.openxmlformats.org/drawingml/2006/main">
+              <a:graphicData uri="http://schemas.openxmlformats.org/drawingml/2006/picture">
+                <pic:pic xmlns:pic="http://schemas.openxmlformats.org/drawingml/2006/picture">
+                  <pic:nvPicPr>
+                    <pic:cNvPr id="1" name=""/>
+                    <pic:cNvPicPr/>
+                  </pic:nvPicPr>
+                  <pic:blipFill>
+                    <a:blip r:embed="rId20"/>
+                    <a:stretch>
+                      <a:fillRect/>
+                    </a:stretch>
+                  </pic:blipFill>
+                  <pic:spPr>
+                    <a:xfrm>
+                      <a:off x="0" y="0"/>
+                      <a:ext cx="5400040" cy="427990"/>
+                    </a:xfrm>
+                    <a:prstGeom prst="rect">
+                      <a:avLst/>
+                    </a:prstGeom>
+                  </pic:spPr>
+                </pic:pic>
+              </a:graphicData>
+            </a:graphic>
+          </wp:inline>
+        </w:drawing>
+      </w:r>
+      <w:bookmarkStart w:id="0" w:name="_GoBack"/>
+      <w:bookmarkEnd w:id="0"/>
+      <w:r>
         <w:br w:type="page"/>
       </w:r>
       <w:r>
@@ -1373,7 +1512,7 @@
                     <pic:cNvPicPr/>
                   </pic:nvPicPr>
                   <pic:blipFill>
-                    <a:blip r:embed="rId19"/>
+                    <a:blip r:embed="rId21"/>
                     <a:stretch>
                       <a:fillRect/>
                     </a:stretch>
@@ -1396,8 +1535,131 @@
     </w:p>
     <w:p>
       <w:r>
+        <w:drawing>
+          <wp:inline distT="0" distB="0" distL="0" distR="0" wp14:anchorId="58515E41" wp14:editId="5C550600">
+            <wp:extent cx="5400040" cy="2025015"/>
+            <wp:effectExtent l="0" t="0" r="0" b="0"/>
+            <wp:docPr id="4" name="Imagem 4"/>
+            <wp:cNvGraphicFramePr>
+              <a:graphicFrameLocks xmlns:a="http://schemas.openxmlformats.org/drawingml/2006/main" noChangeAspect="1"/>
+            </wp:cNvGraphicFramePr>
+            <a:graphic xmlns:a="http://schemas.openxmlformats.org/drawingml/2006/main">
+              <a:graphicData uri="http://schemas.openxmlformats.org/drawingml/2006/picture">
+                <pic:pic xmlns:pic="http://schemas.openxmlformats.org/drawingml/2006/picture">
+                  <pic:nvPicPr>
+                    <pic:cNvPr id="1" name=""/>
+                    <pic:cNvPicPr/>
+                  </pic:nvPicPr>
+                  <pic:blipFill>
+                    <a:blip r:embed="rId22"/>
+                    <a:stretch>
+                      <a:fillRect/>
+                    </a:stretch>
+                  </pic:blipFill>
+                  <pic:spPr>
+                    <a:xfrm>
+                      <a:off x="0" y="0"/>
+                      <a:ext cx="5400040" cy="2025015"/>
+                    </a:xfrm>
+                    <a:prstGeom prst="rect">
+                      <a:avLst/>
+                    </a:prstGeom>
+                  </pic:spPr>
+                </pic:pic>
+              </a:graphicData>
+            </a:graphic>
+          </wp:inline>
+        </w:drawing>
+      </w:r>
+    </w:p>
+    <w:p>
+      <w:r>
+        <w:drawing>
+          <wp:inline distT="0" distB="0" distL="0" distR="0" wp14:anchorId="209ABC92" wp14:editId="0D35883F">
+            <wp:extent cx="5400040" cy="723265"/>
+            <wp:effectExtent l="0" t="0" r="0" b="635"/>
+            <wp:docPr id="5" name="Imagem 5"/>
+            <wp:cNvGraphicFramePr>
+              <a:graphicFrameLocks xmlns:a="http://schemas.openxmlformats.org/drawingml/2006/main" noChangeAspect="1"/>
+            </wp:cNvGraphicFramePr>
+            <a:graphic xmlns:a="http://schemas.openxmlformats.org/drawingml/2006/main">
+              <a:graphicData uri="http://schemas.openxmlformats.org/drawingml/2006/picture">
+                <pic:pic xmlns:pic="http://schemas.openxmlformats.org/drawingml/2006/picture">
+                  <pic:nvPicPr>
+                    <pic:cNvPr id="1" name=""/>
+                    <pic:cNvPicPr/>
+                  </pic:nvPicPr>
+                  <pic:blipFill>
+                    <a:blip r:embed="rId23"/>
+                    <a:stretch>
+                      <a:fillRect/>
+                    </a:stretch>
+                  </pic:blipFill>
+                  <pic:spPr>
+                    <a:xfrm>
+                      <a:off x="0" y="0"/>
+                      <a:ext cx="5400040" cy="723265"/>
+                    </a:xfrm>
+                    <a:prstGeom prst="rect">
+                      <a:avLst/>
+                    </a:prstGeom>
+                  </pic:spPr>
+                </pic:pic>
+              </a:graphicData>
+            </a:graphic>
+          </wp:inline>
+        </w:drawing>
+      </w:r>
+    </w:p>
+    <w:p/>
+    <w:p>
+      <w:r>
         <w:br w:type="page"/>
       </w:r>
+      <w:r>
+        <w:lastRenderedPageBreak/>
+        <w:drawing>
+          <wp:inline distT="0" distB="0" distL="0" distR="0" wp14:anchorId="2DA33F91" wp14:editId="5350FA23">
+            <wp:extent cx="5400040" cy="1236980"/>
+            <wp:effectExtent l="0" t="0" r="0" b="1270"/>
+            <wp:docPr id="3" name="Imagem 3"/>
+            <wp:cNvGraphicFramePr>
+              <a:graphicFrameLocks xmlns:a="http://schemas.openxmlformats.org/drawingml/2006/main" noChangeAspect="1"/>
+            </wp:cNvGraphicFramePr>
+            <a:graphic xmlns:a="http://schemas.openxmlformats.org/drawingml/2006/main">
+              <a:graphicData uri="http://schemas.openxmlformats.org/drawingml/2006/picture">
+                <pic:pic xmlns:pic="http://schemas.openxmlformats.org/drawingml/2006/picture">
+                  <pic:nvPicPr>
+                    <pic:cNvPr id="1" name=""/>
+                    <pic:cNvPicPr/>
+                  </pic:nvPicPr>
+                  <pic:blipFill>
+                    <a:blip r:embed="rId24"/>
+                    <a:stretch>
+                      <a:fillRect/>
+                    </a:stretch>
+                  </pic:blipFill>
+                  <pic:spPr>
+                    <a:xfrm>
+                      <a:off x="0" y="0"/>
+                      <a:ext cx="5400040" cy="1236980"/>
+                    </a:xfrm>
+                    <a:prstGeom prst="rect">
+                      <a:avLst/>
+                    </a:prstGeom>
+                  </pic:spPr>
+                </pic:pic>
+              </a:graphicData>
+            </a:graphic>
+          </wp:inline>
+        </w:drawing>
+      </w:r>
+      <w:r>
+        <w:br/>
+      </w:r>
+      <w:r>
+        <w:br/>
+      </w:r>
     </w:p>
     <w:p>
       <w:pPr>
@@ -1410,7 +1672,6 @@
         <w:rPr>
           <w:color w:val="auto"/>
         </w:rPr>
-        <w:lastRenderedPageBreak/>
         <w:t>Análise dos Resultados</w:t>
       </w:r>
     </w:p>
@@ -1494,6 +1755,9 @@
     </w:p>
     <w:p>
       <w:r>
+        <w:rPr>
+          <w:noProof/>
+        </w:rPr>
         <w:drawing>
           <wp:inline distT="0" distB="0" distL="0" distR="0" wp14:anchorId="20431036" wp14:editId="6621EA0B">
             <wp:extent cx="3867150" cy="3758241"/>
@@ -1510,7 +1774,7 @@
                     <pic:cNvPicPr/>
                   </pic:nvPicPr>
                   <pic:blipFill rotWithShape="1">
-                    <a:blip r:embed="rId20"/>
+                    <a:blip r:embed="rId25"/>
                     <a:srcRect t="1359"/>
                     <a:stretch>
                       <a:fillRect/>
@@ -1764,7 +2028,7 @@
       </w:r>
     </w:p>
     <w:sectPr>
-      <w:footerReference w:type="default" r:id="rId21"/>
+      <w:footerReference w:type="default" r:id="rId26"/>
       <w:pgSz w:w="11906" w:h="16838"/>
       <w:pgMar w:top="1417" w:right="1701" w:bottom="1417" w:left="1701" w:header="708" w:footer="708" w:gutter="0"/>
       <w:cols w:space="708"/>
@@ -1775,7 +2039,7 @@
 </file>
 
 <file path=word/endnotes.xml><?xml version="1.0" encoding="utf-8"?>
-<w:endnotes xmlns:wpc="http://schemas.microsoft.com/office/word/2010/wordprocessingCanvas" xmlns:cx="http://schemas.microsoft.com/office/drawing/2014/chartex" xmlns:cx1="http://schemas.microsoft.com/office/drawing/2015/9/8/chartex" xmlns:cx2="http://schemas.microsoft.com/office/drawing/2015/10/21/chartex" xmlns:cx3="http://schemas.microsoft.com/office/drawing/2016/5/9/chartex" xmlns:cx4="http://schemas.microsoft.com/office/drawing/2016/5/10/chartex" xmlns:cx5="http://schemas.microsoft.com/office/drawing/2016/5/11/chartex" xmlns:cx6="http://schemas.microsoft.com/office/drawing/2016/5/12/chartex" xmlns:cx7="http://schemas.microsoft.com/office/drawing/2016/5/13/chartex" xmlns:cx8="http://schemas.microsoft.com/office/drawing/2016/5/14/chartex" xmlns:mc="http://schemas.openxmlformats.org/markup-compatibility/2006" xmlns:aink="http://schemas.microsoft.com/office/drawing/2016/ink" xmlns:am3d="http://schemas.microsoft.com/office/drawing/2017/model3d" xmlns:o="urn:schemas-microsoft-com:office:office" xmlns:oel="http://schemas.microsoft.com/office/2019/extlst" xmlns:r="http://schemas.openxmlformats.org/officeDocument/2006/relationships" xmlns:m="http://schemas.openxmlformats.org/officeDocument/2006/math" xmlns:v="urn:schemas-microsoft-com:vml" xmlns:wp14="http://schemas.microsoft.com/office/word/2010/wordprocessingDrawing" xmlns:wp="http://schemas.openxmlformats.org/drawingml/2006/wordprocessingDrawing" xmlns:w10="urn:schemas-microsoft-com:office:word" xmlns:w="http://schemas.openxmlformats.org/wordprocessingml/2006/main" xmlns:w14="http://schemas.microsoft.com/office/word/2010/wordml" xmlns:w15="http://schemas.microsoft.com/office/word/2012/wordml" xmlns:w16cex="http://schemas.microsoft.com/office/word/2018/wordml/cex" xmlns:w16cid="http://schemas.microsoft.com/office/word/2016/wordml/cid" xmlns:w16="http://schemas.microsoft.com/office/word/2018/wordml" xmlns:w16du="http://schemas.microsoft.com/office/word/2023/wordml/word16du" xmlns:w16sdtdh="http://schemas.microsoft.com/office/word/2020/wordml/sdtdatahash" xmlns:w16sdtfl="http://schemas.microsoft.com/office/word/2024/wordml/sdtformatlock" xmlns:w16se="http://schemas.microsoft.com/office/word/2015/wordml/symex" xmlns:wpg="http://schemas.microsoft.com/office/word/2010/wordprocessingGroup" xmlns:wpi="http://schemas.microsoft.com/office/word/2010/wordprocessingInk" xmlns:wne="http://schemas.microsoft.com/office/word/2006/wordml" xmlns:wps="http://schemas.microsoft.com/office/word/2010/wordprocessingShape" mc:Ignorable="w14 w15 w16se w16cid w16 w16cex w16sdtdh w16sdtfl w16du wp14">
+<w:endnotes xmlns:wpc="http://schemas.microsoft.com/office/word/2010/wordprocessingCanvas" xmlns:cx="http://schemas.microsoft.com/office/drawing/2014/chartex" xmlns:cx1="http://schemas.microsoft.com/office/drawing/2015/9/8/chartex" xmlns:cx2="http://schemas.microsoft.com/office/drawing/2015/10/21/chartex" xmlns:cx3="http://schemas.microsoft.com/office/drawing/2016/5/9/chartex" xmlns:cx4="http://schemas.microsoft.com/office/drawing/2016/5/10/chartex" xmlns:cx5="http://schemas.microsoft.com/office/drawing/2016/5/11/chartex" xmlns:cx6="http://schemas.microsoft.com/office/drawing/2016/5/12/chartex" xmlns:cx7="http://schemas.microsoft.com/office/drawing/2016/5/13/chartex" xmlns:cx8="http://schemas.microsoft.com/office/drawing/2016/5/14/chartex" xmlns:mc="http://schemas.openxmlformats.org/markup-compatibility/2006" xmlns:aink="http://schemas.microsoft.com/office/drawing/2016/ink" xmlns:am3d="http://schemas.microsoft.com/office/drawing/2017/model3d" xmlns:o="urn:schemas-microsoft-com:office:office" xmlns:r="http://schemas.openxmlformats.org/officeDocument/2006/relationships" xmlns:m="http://schemas.openxmlformats.org/officeDocument/2006/math" xmlns:v="urn:schemas-microsoft-com:vml" xmlns:wp14="http://schemas.microsoft.com/office/word/2010/wordprocessingDrawing" xmlns:wp="http://schemas.openxmlformats.org/drawingml/2006/wordprocessingDrawing" xmlns:w10="urn:schemas-microsoft-com:office:word" xmlns:w="http://schemas.openxmlformats.org/wordprocessingml/2006/main" xmlns:w14="http://schemas.microsoft.com/office/word/2010/wordml" xmlns:w15="http://schemas.microsoft.com/office/word/2012/wordml" xmlns:w16cid="http://schemas.microsoft.com/office/word/2016/wordml/cid" xmlns:w16se="http://schemas.microsoft.com/office/word/2015/wordml/symex" xmlns:wpg="http://schemas.microsoft.com/office/word/2010/wordprocessingGroup" xmlns:wpi="http://schemas.microsoft.com/office/word/2010/wordprocessingInk" xmlns:wne="http://schemas.microsoft.com/office/word/2006/wordml" xmlns:wps="http://schemas.microsoft.com/office/word/2010/wordprocessingShape" mc:Ignorable="w14 w15 w16se w16cid wp14">
   <w:endnote w:type="separator" w:id="-1">
     <w:p>
       <w:pPr>
@@ -1800,10 +2064,10 @@
 </file>
 
 <file path=word/footer1.xml><?xml version="1.0" encoding="utf-8"?>
-<w:ftr xmlns:wpc="http://schemas.microsoft.com/office/word/2010/wordprocessingCanvas" xmlns:cx="http://schemas.microsoft.com/office/drawing/2014/chartex" xmlns:cx1="http://schemas.microsoft.com/office/drawing/2015/9/8/chartex" xmlns:cx2="http://schemas.microsoft.com/office/drawing/2015/10/21/chartex" xmlns:cx3="http://schemas.microsoft.com/office/drawing/2016/5/9/chartex" xmlns:cx4="http://schemas.microsoft.com/office/drawing/2016/5/10/chartex" xmlns:cx5="http://schemas.microsoft.com/office/drawing/2016/5/11/chartex" xmlns:cx6="http://schemas.microsoft.com/office/drawing/2016/5/12/chartex" xmlns:cx7="http://schemas.microsoft.com/office/drawing/2016/5/13/chartex" xmlns:cx8="http://schemas.microsoft.com/office/drawing/2016/5/14/chartex" xmlns:mc="http://schemas.openxmlformats.org/markup-compatibility/2006" xmlns:aink="http://schemas.microsoft.com/office/drawing/2016/ink" xmlns:am3d="http://schemas.microsoft.com/office/drawing/2017/model3d" xmlns:o="urn:schemas-microsoft-com:office:office" xmlns:oel="http://schemas.microsoft.com/office/2019/extlst" xmlns:r="http://schemas.openxmlformats.org/officeDocument/2006/relationships" xmlns:m="http://schemas.openxmlformats.org/officeDocument/2006/math" xmlns:v="urn:schemas-microsoft-com:vml" xmlns:wp14="http://schemas.microsoft.com/office/word/2010/wordprocessingDrawing" xmlns:wp="http://schemas.openxmlformats.org/drawingml/2006/wordprocessingDrawing" xmlns:w10="urn:schemas-microsoft-com:office:word" xmlns:w="http://schemas.openxmlformats.org/wordprocessingml/2006/main" xmlns:w14="http://schemas.microsoft.com/office/word/2010/wordml" xmlns:w15="http://schemas.microsoft.com/office/word/2012/wordml" xmlns:w16cex="http://schemas.microsoft.com/office/word/2018/wordml/cex" xmlns:w16cid="http://schemas.microsoft.com/office/word/2016/wordml/cid" xmlns:w16="http://schemas.microsoft.com/office/word/2018/wordml" xmlns:w16du="http://schemas.microsoft.com/office/word/2023/wordml/word16du" xmlns:w16sdtdh="http://schemas.microsoft.com/office/word/2020/wordml/sdtdatahash" xmlns:w16sdtfl="http://schemas.microsoft.com/office/word/2024/wordml/sdtformatlock" xmlns:w16se="http://schemas.microsoft.com/office/word/2015/wordml/symex" xmlns:wpg="http://schemas.microsoft.com/office/word/2010/wordprocessingGroup" xmlns:wpi="http://schemas.microsoft.com/office/word/2010/wordprocessingInk" xmlns:wne="http://schemas.microsoft.com/office/word/2006/wordml" xmlns:wps="http://schemas.microsoft.com/office/word/2010/wordprocessingShape" mc:Ignorable="w14 w15 w16se w16cid w16 w16cex w16sdtdh w16sdtfl w16du wp14">
+<w:ftr xmlns:wpc="http://schemas.microsoft.com/office/word/2010/wordprocessingCanvas" xmlns:cx="http://schemas.microsoft.com/office/drawing/2014/chartex" xmlns:cx1="http://schemas.microsoft.com/office/drawing/2015/9/8/chartex" xmlns:cx2="http://schemas.microsoft.com/office/drawing/2015/10/21/chartex" xmlns:cx3="http://schemas.microsoft.com/office/drawing/2016/5/9/chartex" xmlns:cx4="http://schemas.microsoft.com/office/drawing/2016/5/10/chartex" xmlns:cx5="http://schemas.microsoft.com/office/drawing/2016/5/11/chartex" xmlns:cx6="http://schemas.microsoft.com/office/drawing/2016/5/12/chartex" xmlns:cx7="http://schemas.microsoft.com/office/drawing/2016/5/13/chartex" xmlns:cx8="http://schemas.microsoft.com/office/drawing/2016/5/14/chartex" xmlns:mc="http://schemas.openxmlformats.org/markup-compatibility/2006" xmlns:aink="http://schemas.microsoft.com/office/drawing/2016/ink" xmlns:am3d="http://schemas.microsoft.com/office/drawing/2017/model3d" xmlns:o="urn:schemas-microsoft-com:office:office" xmlns:r="http://schemas.openxmlformats.org/officeDocument/2006/relationships" xmlns:m="http://schemas.openxmlformats.org/officeDocument/2006/math" xmlns:v="urn:schemas-microsoft-com:vml" xmlns:wp14="http://schemas.microsoft.com/office/word/2010/wordprocessingDrawing" xmlns:wp="http://schemas.openxmlformats.org/drawingml/2006/wordprocessingDrawing" xmlns:w10="urn:schemas-microsoft-com:office:word" xmlns:w="http://schemas.openxmlformats.org/wordprocessingml/2006/main" xmlns:w14="http://schemas.microsoft.com/office/word/2010/wordml" xmlns:w15="http://schemas.microsoft.com/office/word/2012/wordml" xmlns:w16cid="http://schemas.microsoft.com/office/word/2016/wordml/cid" xmlns:w16se="http://schemas.microsoft.com/office/word/2015/wordml/symex" xmlns:wpg="http://schemas.microsoft.com/office/word/2010/wordprocessingGroup" xmlns:wpi="http://schemas.microsoft.com/office/word/2010/wordprocessingInk" xmlns:wne="http://schemas.microsoft.com/office/word/2006/wordml" xmlns:wps="http://schemas.microsoft.com/office/word/2010/wordprocessingShape" mc:Ignorable="w14 w15 w16se w16cid wp14">
   <w:tbl>
     <w:tblPr>
-      <w:tblW w:w="5000" w:type="pct"/>
+      <w:tblW w:w="4750" w:type="pct"/>
       <w:jc w:val="right"/>
       <w:tblCellMar>
         <w:top w:w="115" w:type="dxa"/>
@@ -1815,7 +2079,6 @@
     </w:tblPr>
     <w:tblGrid>
       <w:gridCol w:w="8079"/>
-      <w:gridCol w:w="425"/>
     </w:tblGrid>
     <w:tr>
       <w:trPr>
@@ -1823,89 +2086,18 @@
       </w:trPr>
       <w:tc>
         <w:tcPr>
-          <w:tcW w:w="4795" w:type="dxa"/>
+          <w:tcW w:w="8079" w:type="dxa"/>
           <w:vAlign w:val="center"/>
         </w:tcPr>
-        <w:sdt>
-          <w:sdtPr>
+        <w:p>
+          <w:pPr>
+            <w:pStyle w:val="Cabealho"/>
+            <w:jc w:val="right"/>
             <w:rPr>
               <w:caps/>
               <w:color w:val="000000" w:themeColor="text1"/>
             </w:rPr>
-            <w:alias w:val="Autor"/>
-            <w:tag w:val=""/>
-            <w:id w:val="1534539408"/>
-            <w:placeholder>
-              <w:docPart w:val="2F28059FC79048E5AFF9AD9373F827A2"/>
-            </w:placeholder>
-            <w:dataBinding w:prefixMappings="xmlns:ns0='http://purl.org/dc/elements/1.1/' xmlns:ns1='http://schemas.openxmlformats.org/package/2006/metadata/core-properties' " w:xpath="/ns1:coreProperties[1]/ns0:creator[1]" w:storeItemID="{6C3C8BC8-F283-45AE-878A-BAB7291924A1}"/>
-            <w:text/>
-          </w:sdtPr>
-          <w:sdtContent>
-            <w:p>
-              <w:pPr>
-                <w:pStyle w:val="Cabealho"/>
-                <w:jc w:val="right"/>
-                <w:rPr>
-                  <w:caps/>
-                  <w:color w:val="000000" w:themeColor="text1"/>
-                </w:rPr>
-              </w:pPr>
-              <w:r>
-                <w:rPr>
-                  <w:caps/>
-                  <w:color w:val="000000" w:themeColor="text1"/>
-                </w:rPr>
-                <w:t>CODIAÇÃO</w:t>
-              </w:r>
-            </w:p>
-          </w:sdtContent>
-        </w:sdt>
-      </w:tc>
-      <w:tc>
-        <w:tcPr>
-          <w:tcW w:w="250" w:type="pct"/>
-          <w:shd w:val="clear" w:color="auto" w:fill="E97132" w:themeFill="accent2"/>
-          <w:vAlign w:val="center"/>
-        </w:tcPr>
-        <w:p>
-          <w:pPr>
-            <w:pStyle w:val="Rodap"/>
-            <w:jc w:val="center"/>
-            <w:rPr>
-              <w:color w:val="FFFFFF" w:themeColor="background1"/>
-            </w:rPr>
           </w:pPr>
-          <w:r>
-            <w:rPr>
-              <w:color w:val="FFFFFF" w:themeColor="background1"/>
-            </w:rPr>
-            <w:fldChar w:fldCharType="begin"/>
-          </w:r>
-          <w:r>
-            <w:rPr>
-              <w:color w:val="FFFFFF" w:themeColor="background1"/>
-            </w:rPr>
-            <w:instrText>PAGE   \* MERGEFORMAT</w:instrText>
-          </w:r>
-          <w:r>
-            <w:rPr>
-              <w:color w:val="FFFFFF" w:themeColor="background1"/>
-            </w:rPr>
-            <w:fldChar w:fldCharType="separate"/>
-          </w:r>
-          <w:r>
-            <w:rPr>
-              <w:color w:val="FFFFFF" w:themeColor="background1"/>
-            </w:rPr>
-            <w:t>2</w:t>
-          </w:r>
-          <w:r>
-            <w:rPr>
-              <w:color w:val="FFFFFF" w:themeColor="background1"/>
-            </w:rPr>
-            <w:fldChar w:fldCharType="end"/>
-          </w:r>
         </w:p>
       </w:tc>
     </w:tr>
@@ -1919,7 +2111,7 @@
 </file>
 
 <file path=word/footnotes.xml><?xml version="1.0" encoding="utf-8"?>
-<w:footnotes xmlns:wpc="http://schemas.microsoft.com/office/word/2010/wordprocessingCanvas" xmlns:cx="http://schemas.microsoft.com/office/drawing/2014/chartex" xmlns:cx1="http://schemas.microsoft.com/office/drawing/2015/9/8/chartex" xmlns:cx2="http://schemas.microsoft.com/office/drawing/2015/10/21/chartex" xmlns:cx3="http://schemas.microsoft.com/office/drawing/2016/5/9/chartex" xmlns:cx4="http://schemas.microsoft.com/office/drawing/2016/5/10/chartex" xmlns:cx5="http://schemas.microsoft.com/office/drawing/2016/5/11/chartex" xmlns:cx6="http://schemas.microsoft.com/office/drawing/2016/5/12/chartex" xmlns:cx7="http://schemas.microsoft.com/office/drawing/2016/5/13/chartex" xmlns:cx8="http://schemas.microsoft.com/office/drawing/2016/5/14/chartex" xmlns:mc="http://schemas.openxmlformats.org/markup-compatibility/2006" xmlns:aink="http://schemas.microsoft.com/office/drawing/2016/ink" xmlns:am3d="http://schemas.microsoft.com/office/drawing/2017/model3d" xmlns:o="urn:schemas-microsoft-com:office:office" xmlns:oel="http://schemas.microsoft.com/office/2019/extlst" xmlns:r="http://schemas.openxmlformats.org/officeDocument/2006/relationships" xmlns:m="http://schemas.openxmlformats.org/officeDocument/2006/math" xmlns:v="urn:schemas-microsoft-com:vml" xmlns:wp14="http://schemas.microsoft.com/office/word/2010/wordprocessingDrawing" xmlns:wp="http://schemas.openxmlformats.org/drawingml/2006/wordprocessingDrawing" xmlns:w10="urn:schemas-microsoft-com:office:word" xmlns:w="http://schemas.openxmlformats.org/wordprocessingml/2006/main" xmlns:w14="http://schemas.microsoft.com/office/word/2010/wordml" xmlns:w15="http://schemas.microsoft.com/office/word/2012/wordml" xmlns:w16cex="http://schemas.microsoft.com/office/word/2018/wordml/cex" xmlns:w16cid="http://schemas.microsoft.com/office/word/2016/wordml/cid" xmlns:w16="http://schemas.microsoft.com/office/word/2018/wordml" xmlns:w16du="http://schemas.microsoft.com/office/word/2023/wordml/word16du" xmlns:w16sdtdh="http://schemas.microsoft.com/office/word/2020/wordml/sdtdatahash" xmlns:w16sdtfl="http://schemas.microsoft.com/office/word/2024/wordml/sdtformatlock" xmlns:w16se="http://schemas.microsoft.com/office/word/2015/wordml/symex" xmlns:wpg="http://schemas.microsoft.com/office/word/2010/wordprocessingGroup" xmlns:wpi="http://schemas.microsoft.com/office/word/2010/wordprocessingInk" xmlns:wne="http://schemas.microsoft.com/office/word/2006/wordml" xmlns:wps="http://schemas.microsoft.com/office/word/2010/wordprocessingShape" mc:Ignorable="w14 w15 w16se w16cid w16 w16cex w16sdtdh w16sdtfl w16du wp14">
+<w:footnotes xmlns:wpc="http://schemas.microsoft.com/office/word/2010/wordprocessingCanvas" xmlns:cx="http://schemas.microsoft.com/office/drawing/2014/chartex" xmlns:cx1="http://schemas.microsoft.com/office/drawing/2015/9/8/chartex" xmlns:cx2="http://schemas.microsoft.com/office/drawing/2015/10/21/chartex" xmlns:cx3="http://schemas.microsoft.com/office/drawing/2016/5/9/chartex" xmlns:cx4="http://schemas.microsoft.com/office/drawing/2016/5/10/chartex" xmlns:cx5="http://schemas.microsoft.com/office/drawing/2016/5/11/chartex" xmlns:cx6="http://schemas.microsoft.com/office/drawing/2016/5/12/chartex" xmlns:cx7="http://schemas.microsoft.com/office/drawing/2016/5/13/chartex" xmlns:cx8="http://schemas.microsoft.com/office/drawing/2016/5/14/chartex" xmlns:mc="http://schemas.openxmlformats.org/markup-compatibility/2006" xmlns:aink="http://schemas.microsoft.com/office/drawing/2016/ink" xmlns:am3d="http://schemas.microsoft.com/office/drawing/2017/model3d" xmlns:o="urn:schemas-microsoft-com:office:office" xmlns:r="http://schemas.openxmlformats.org/officeDocument/2006/relationships" xmlns:m="http://schemas.openxmlformats.org/officeDocument/2006/math" xmlns:v="urn:schemas-microsoft-com:vml" xmlns:wp14="http://schemas.microsoft.com/office/word/2010/wordprocessingDrawing" xmlns:wp="http://schemas.openxmlformats.org/drawingml/2006/wordprocessingDrawing" xmlns:w10="urn:schemas-microsoft-com:office:word" xmlns:w="http://schemas.openxmlformats.org/wordprocessingml/2006/main" xmlns:w14="http://schemas.microsoft.com/office/word/2010/wordml" xmlns:w15="http://schemas.microsoft.com/office/word/2012/wordml" xmlns:w16cid="http://schemas.microsoft.com/office/word/2016/wordml/cid" xmlns:w16se="http://schemas.microsoft.com/office/word/2015/wordml/symex" xmlns:wpg="http://schemas.microsoft.com/office/word/2010/wordprocessingGroup" xmlns:wpi="http://schemas.microsoft.com/office/word/2010/wordprocessingInk" xmlns:wne="http://schemas.microsoft.com/office/word/2006/wordml" xmlns:wps="http://schemas.microsoft.com/office/word/2010/wordprocessingShape" mc:Ignorable="w14 w15 w16se w16cid wp14">
   <w:footnote w:type="separator" w:id="-1">
     <w:p>
       <w:pPr>
@@ -1944,7 +2136,7 @@
 </file>
 
 <file path=word/numbering.xml><?xml version="1.0" encoding="utf-8"?>
-<w:numbering xmlns:wpc="http://schemas.microsoft.com/office/word/2010/wordprocessingCanvas" xmlns:cx="http://schemas.microsoft.com/office/drawing/2014/chartex" xmlns:cx1="http://schemas.microsoft.com/office/drawing/2015/9/8/chartex" xmlns:cx2="http://schemas.microsoft.com/office/drawing/2015/10/21/chartex" xmlns:cx3="http://schemas.microsoft.com/office/drawing/2016/5/9/chartex" xmlns:cx4="http://schemas.microsoft.com/office/drawing/2016/5/10/chartex" xmlns:cx5="http://schemas.microsoft.com/office/drawing/2016/5/11/chartex" xmlns:cx6="http://schemas.microsoft.com/office/drawing/2016/5/12/chartex" xmlns:cx7="http://schemas.microsoft.com/office/drawing/2016/5/13/chartex" xmlns:cx8="http://schemas.microsoft.com/office/drawing/2016/5/14/chartex" xmlns:mc="http://schemas.openxmlformats.org/markup-compatibility/2006" xmlns:aink="http://schemas.microsoft.com/office/drawing/2016/ink" xmlns:am3d="http://schemas.microsoft.com/office/drawing/2017/model3d" xmlns:o="urn:schemas-microsoft-com:office:office" xmlns:oel="http://schemas.microsoft.com/office/2019/extlst" xmlns:r="http://schemas.openxmlformats.org/officeDocument/2006/relationships" xmlns:m="http://schemas.openxmlformats.org/officeDocument/2006/math" xmlns:v="urn:schemas-microsoft-com:vml" xmlns:wp14="http://schemas.microsoft.com/office/word/2010/wordprocessingDrawing" xmlns:wp="http://schemas.openxmlformats.org/drawingml/2006/wordprocessingDrawing" xmlns:w10="urn:schemas-microsoft-com:office:word" xmlns:w="http://schemas.openxmlformats.org/wordprocessingml/2006/main" xmlns:w14="http://schemas.microsoft.com/office/word/2010/wordml" xmlns:w15="http://schemas.microsoft.com/office/word/2012/wordml" xmlns:w16cex="http://schemas.microsoft.com/office/word/2018/wordml/cex" xmlns:w16cid="http://schemas.microsoft.com/office/word/2016/wordml/cid" xmlns:w16="http://schemas.microsoft.com/office/word/2018/wordml" xmlns:w16du="http://schemas.microsoft.com/office/word/2023/wordml/word16du" xmlns:w16sdtdh="http://schemas.microsoft.com/office/word/2020/wordml/sdtdatahash" xmlns:w16sdtfl="http://schemas.microsoft.com/office/word/2024/wordml/sdtformatlock" xmlns:w16se="http://schemas.microsoft.com/office/word/2015/wordml/symex" xmlns:wpg="http://schemas.microsoft.com/office/word/2010/wordprocessingGroup" xmlns:wpi="http://schemas.microsoft.com/office/word/2010/wordprocessingInk" xmlns:wne="http://schemas.microsoft.com/office/word/2006/wordml" xmlns:wps="http://schemas.microsoft.com/office/word/2010/wordprocessingShape" mc:Ignorable="w14 w15 w16se w16cid w16 w16cex w16sdtdh w16sdtfl w16du wp14">
+<w:numbering xmlns:wpc="http://schemas.microsoft.com/office/word/2010/wordprocessingCanvas" xmlns:cx="http://schemas.microsoft.com/office/drawing/2014/chartex" xmlns:cx1="http://schemas.microsoft.com/office/drawing/2015/9/8/chartex" xmlns:cx2="http://schemas.microsoft.com/office/drawing/2015/10/21/chartex" xmlns:cx3="http://schemas.microsoft.com/office/drawing/2016/5/9/chartex" xmlns:cx4="http://schemas.microsoft.com/office/drawing/2016/5/10/chartex" xmlns:cx5="http://schemas.microsoft.com/office/drawing/2016/5/11/chartex" xmlns:cx6="http://schemas.microsoft.com/office/drawing/2016/5/12/chartex" xmlns:cx7="http://schemas.microsoft.com/office/drawing/2016/5/13/chartex" xmlns:cx8="http://schemas.microsoft.com/office/drawing/2016/5/14/chartex" xmlns:mc="http://schemas.openxmlformats.org/markup-compatibility/2006" xmlns:aink="http://schemas.microsoft.com/office/drawing/2016/ink" xmlns:am3d="http://schemas.microsoft.com/office/drawing/2017/model3d" xmlns:o="urn:schemas-microsoft-com:office:office" xmlns:r="http://schemas.openxmlformats.org/officeDocument/2006/relationships" xmlns:m="http://schemas.openxmlformats.org/officeDocument/2006/math" xmlns:v="urn:schemas-microsoft-com:vml" xmlns:wp14="http://schemas.microsoft.com/office/word/2010/wordprocessingDrawing" xmlns:wp="http://schemas.openxmlformats.org/drawingml/2006/wordprocessingDrawing" xmlns:w10="urn:schemas-microsoft-com:office:word" xmlns:w="http://schemas.openxmlformats.org/wordprocessingml/2006/main" xmlns:w14="http://schemas.microsoft.com/office/word/2010/wordml" xmlns:w15="http://schemas.microsoft.com/office/word/2012/wordml" xmlns:w16cid="http://schemas.microsoft.com/office/word/2016/wordml/cid" xmlns:w16se="http://schemas.microsoft.com/office/word/2015/wordml/symex" xmlns:wpg="http://schemas.microsoft.com/office/word/2010/wordprocessingGroup" xmlns:wpi="http://schemas.microsoft.com/office/word/2010/wordprocessingInk" xmlns:wne="http://schemas.microsoft.com/office/word/2006/wordml" xmlns:wps="http://schemas.microsoft.com/office/word/2010/wordprocessingShape" mc:Ignorable="w14 w15 w16se w16cid wp14">
   <w:abstractNum w:abstractNumId="0" w15:restartNumberingAfterBreak="0">
     <w:nsid w:val="07A1690E"/>
     <w:multiLevelType w:val="hybridMultilevel"/>
@@ -2483,26 +2675,26 @@
       </w:rPr>
     </w:lvl>
   </w:abstractNum>
-  <w:num w:numId="1" w16cid:durableId="227149540">
+  <w:num w:numId="1">
     <w:abstractNumId w:val="0"/>
   </w:num>
-  <w:num w:numId="2" w16cid:durableId="1821337539">
+  <w:num w:numId="2">
     <w:abstractNumId w:val="4"/>
   </w:num>
-  <w:num w:numId="3" w16cid:durableId="1704329928">
+  <w:num w:numId="3">
     <w:abstractNumId w:val="2"/>
   </w:num>
-  <w:num w:numId="4" w16cid:durableId="726536090">
+  <w:num w:numId="4">
     <w:abstractNumId w:val="1"/>
   </w:num>
-  <w:num w:numId="5" w16cid:durableId="469397337">
+  <w:num w:numId="5">
     <w:abstractNumId w:val="3"/>
   </w:num>
 </w:numbering>
 </file>
 
 <file path=word/styles.xml><?xml version="1.0" encoding="utf-8"?>
-<w:styles xmlns:mc="http://schemas.openxmlformats.org/markup-compatibility/2006" xmlns:r="http://schemas.openxmlformats.org/officeDocument/2006/relationships" xmlns:w="http://schemas.openxmlformats.org/wordprocessingml/2006/main" xmlns:w14="http://schemas.microsoft.com/office/word/2010/wordml" xmlns:w15="http://schemas.microsoft.com/office/word/2012/wordml" xmlns:w16cex="http://schemas.microsoft.com/office/word/2018/wordml/cex" xmlns:w16cid="http://schemas.microsoft.com/office/word/2016/wordml/cid" xmlns:w16="http://schemas.microsoft.com/office/word/2018/wordml" xmlns:w16du="http://schemas.microsoft.com/office/word/2023/wordml/word16du" xmlns:w16sdtdh="http://schemas.microsoft.com/office/word/2020/wordml/sdtdatahash" xmlns:w16sdtfl="http://schemas.microsoft.com/office/word/2024/wordml/sdtformatlock" xmlns:w16se="http://schemas.microsoft.com/office/word/2015/wordml/symex" mc:Ignorable="w14 w15 w16se w16cid w16 w16cex w16sdtdh w16sdtfl w16du">
+<w:styles xmlns:mc="http://schemas.openxmlformats.org/markup-compatibility/2006" xmlns:r="http://schemas.openxmlformats.org/officeDocument/2006/relationships" xmlns:w="http://schemas.openxmlformats.org/wordprocessingml/2006/main" xmlns:w14="http://schemas.microsoft.com/office/word/2010/wordml" xmlns:w15="http://schemas.microsoft.com/office/word/2012/wordml" xmlns:w16cid="http://schemas.microsoft.com/office/word/2016/wordml/cid" xmlns:w16se="http://schemas.microsoft.com/office/word/2015/wordml/symex" mc:Ignorable="w14 w15 w16se w16cid">
   <w:docDefaults>
     <w:rPrDefault>
       <w:rPr>
@@ -2520,7 +2712,7 @@
       </w:pPr>
     </w:pPrDefault>
   </w:docDefaults>
-  <w:latentStyles w:defLockedState="0" w:defUIPriority="99" w:defSemiHidden="0" w:defUnhideWhenUsed="0" w:defQFormat="0" w:count="376">
+  <w:latentStyles w:defLockedState="0" w:defUIPriority="99" w:defSemiHidden="0" w:defUnhideWhenUsed="0" w:defQFormat="0" w:count="375">
     <w:lsdException w:name="Normal" w:uiPriority="0" w:qFormat="1"/>
     <w:lsdException w:name="heading 1" w:uiPriority="9" w:qFormat="1"/>
     <w:lsdException w:name="heading 2" w:semiHidden="1" w:uiPriority="9" w:unhideWhenUsed="1" w:qFormat="1"/>
@@ -2896,7 +3088,6 @@
     <w:lsdException w:name="Smart Hyperlink" w:semiHidden="1" w:unhideWhenUsed="1"/>
     <w:lsdException w:name="Hashtag" w:semiHidden="1" w:unhideWhenUsed="1"/>
     <w:lsdException w:name="Unresolved Mention" w:semiHidden="1" w:unhideWhenUsed="1"/>
-    <w:lsdException w:name="Smart Link" w:semiHidden="1" w:unhideWhenUsed="1"/>
   </w:latentStyles>
   <w:style w:type="paragraph" w:default="1" w:styleId="Normal">
     <w:name w:val="Normal"/>
@@ -3103,6 +3294,7 @@
   <w:style w:type="character" w:default="1" w:styleId="Fontepargpadro">
     <w:name w:val="Default Paragraph Font"/>
     <w:uiPriority w:val="1"/>
+    <w:semiHidden/>
     <w:unhideWhenUsed/>
   </w:style>
   <w:style w:type="table" w:default="1" w:styleId="Tabelanormal">
@@ -3462,572 +3654,6 @@
 </w:styles>
 </file>
 
-<file path=word/glossary/document.xml><?xml version="1.0" encoding="utf-8"?>
-<w:glossaryDocument xmlns:wpc="http://schemas.microsoft.com/office/word/2010/wordprocessingCanvas" xmlns:cx="http://schemas.microsoft.com/office/drawing/2014/chartex" xmlns:cx1="http://schemas.microsoft.com/office/drawing/2015/9/8/chartex" xmlns:cx2="http://schemas.microsoft.com/office/drawing/2015/10/21/chartex" xmlns:cx3="http://schemas.microsoft.com/office/drawing/2016/5/9/chartex" xmlns:cx4="http://schemas.microsoft.com/office/drawing/2016/5/10/chartex" xmlns:cx5="http://schemas.microsoft.com/office/drawing/2016/5/11/chartex" xmlns:cx6="http://schemas.microsoft.com/office/drawing/2016/5/12/chartex" xmlns:cx7="http://schemas.microsoft.com/office/drawing/2016/5/13/chartex" xmlns:cx8="http://schemas.microsoft.com/office/drawing/2016/5/14/chartex" xmlns:mc="http://schemas.openxmlformats.org/markup-compatibility/2006" xmlns:aink="http://schemas.microsoft.com/office/drawing/2016/ink" xmlns:am3d="http://schemas.microsoft.com/office/drawing/2017/model3d" xmlns:o="urn:schemas-microsoft-com:office:office" xmlns:oel="http://schemas.microsoft.com/office/2019/extlst" xmlns:r="http://schemas.openxmlformats.org/officeDocument/2006/relationships" xmlns:m="http://schemas.openxmlformats.org/officeDocument/2006/math" xmlns:v="urn:schemas-microsoft-com:vml" xmlns:wp14="http://schemas.microsoft.com/office/word/2010/wordprocessingDrawing" xmlns:wp="http://schemas.openxmlformats.org/drawingml/2006/wordprocessingDrawing" xmlns:w10="urn:schemas-microsoft-com:office:word" xmlns:w="http://schemas.openxmlformats.org/wordprocessingml/2006/main" xmlns:w14="http://schemas.microsoft.com/office/word/2010/wordml" xmlns:w15="http://schemas.microsoft.com/office/word/2012/wordml" xmlns:w16cex="http://schemas.microsoft.com/office/word/2018/wordml/cex" xmlns:w16cid="http://schemas.microsoft.com/office/word/2016/wordml/cid" xmlns:w16="http://schemas.microsoft.com/office/word/2018/wordml" xmlns:w16du="http://schemas.microsoft.com/office/word/2023/wordml/word16du" xmlns:w16sdtdh="http://schemas.microsoft.com/office/word/2020/wordml/sdtdatahash" xmlns:w16sdtfl="http://schemas.microsoft.com/office/word/2024/wordml/sdtformatlock" xmlns:w16se="http://schemas.microsoft.com/office/word/2015/wordml/symex" xmlns:wpg="http://schemas.microsoft.com/office/word/2010/wordprocessingGroup" xmlns:wpi="http://schemas.microsoft.com/office/word/2010/wordprocessingInk" xmlns:wne="http://schemas.microsoft.com/office/word/2006/wordml" xmlns:wps="http://schemas.microsoft.com/office/word/2010/wordprocessingShape" mc:Ignorable="w14 w15 w16se w16cid w16 w16cex w16sdtdh w16sdtfl w16du wp14">
-  <w:docParts>
-    <w:docPart>
-      <w:docPartPr>
-        <w:name w:val="2F28059FC79048E5AFF9AD9373F827A2"/>
-        <w:category>
-          <w:name w:val="Geral"/>
-          <w:gallery w:val="placeholder"/>
-        </w:category>
-        <w:types>
-          <w:type w:val="bbPlcHdr"/>
-        </w:types>
-        <w:behaviors>
-          <w:behavior w:val="content"/>
-        </w:behaviors>
-        <w:guid w:val="{17F3B1D8-7E52-43E4-B287-0E41056E0DD7}"/>
-      </w:docPartPr>
-      <w:docPartBody>
-        <w:p>
-          <w:pPr>
-            <w:pStyle w:val="2F28059FC79048E5AFF9AD9373F827A2"/>
-          </w:pPr>
-          <w:r>
-            <w:rPr>
-              <w:caps/>
-              <w:color w:val="FFFFFF" w:themeColor="background1"/>
-            </w:rPr>
-            <w:t>[Nome do Autor]</w:t>
-          </w:r>
-        </w:p>
-      </w:docPartBody>
-    </w:docPart>
-  </w:docParts>
-</w:glossaryDocument>
-</file>
-
-<file path=word/glossary/fontTable.xml><?xml version="1.0" encoding="utf-8"?>
-<w:fonts xmlns:mc="http://schemas.openxmlformats.org/markup-compatibility/2006" xmlns:r="http://schemas.openxmlformats.org/officeDocument/2006/relationships" xmlns:w="http://schemas.openxmlformats.org/wordprocessingml/2006/main" xmlns:w14="http://schemas.microsoft.com/office/word/2010/wordml" xmlns:w15="http://schemas.microsoft.com/office/word/2012/wordml" xmlns:w16cex="http://schemas.microsoft.com/office/word/2018/wordml/cex" xmlns:w16cid="http://schemas.microsoft.com/office/word/2016/wordml/cid" xmlns:w16="http://schemas.microsoft.com/office/word/2018/wordml" xmlns:w16du="http://schemas.microsoft.com/office/word/2023/wordml/word16du" xmlns:w16sdtdh="http://schemas.microsoft.com/office/word/2020/wordml/sdtdatahash" xmlns:w16sdtfl="http://schemas.microsoft.com/office/word/2024/wordml/sdtformatlock" xmlns:w16se="http://schemas.microsoft.com/office/word/2015/wordml/symex" mc:Ignorable="w14 w15 w16se w16cid w16 w16cex w16sdtdh w16sdtfl w16du">
-  <w:font w:name="Times New Roman">
-    <w:panose1 w:val="02020603050405020304"/>
-    <w:charset w:val="00"/>
-    <w:family w:val="roman"/>
-    <w:pitch w:val="variable"/>
-    <w:sig w:usb0="E0002EFF" w:usb1="C000785B" w:usb2="00000009" w:usb3="00000000" w:csb0="000001FF" w:csb1="00000000"/>
-  </w:font>
-  <w:font w:name="Symbol">
-    <w:panose1 w:val="05050102010706020507"/>
-    <w:charset w:val="02"/>
-    <w:family w:val="roman"/>
-    <w:pitch w:val="variable"/>
-    <w:sig w:usb0="00000000" w:usb1="10000000" w:usb2="00000000" w:usb3="00000000" w:csb0="80000000" w:csb1="00000000"/>
-  </w:font>
-  <w:font w:name="Courier New">
-    <w:panose1 w:val="02070309020205020404"/>
-    <w:charset w:val="00"/>
-    <w:family w:val="modern"/>
-    <w:pitch w:val="fixed"/>
-    <w:sig w:usb0="E0002EFF" w:usb1="C0007843" w:usb2="00000009" w:usb3="00000000" w:csb0="000001FF" w:csb1="00000000"/>
-  </w:font>
-  <w:font w:name="Wingdings">
-    <w:panose1 w:val="05000000000000000000"/>
-    <w:charset w:val="02"/>
-    <w:family w:val="auto"/>
-    <w:pitch w:val="variable"/>
-    <w:sig w:usb0="00000000" w:usb1="10000000" w:usb2="00000000" w:usb3="00000000" w:csb0="80000000" w:csb1="00000000"/>
-  </w:font>
-  <w:font w:name="Aptos">
-    <w:charset w:val="00"/>
-    <w:family w:val="swiss"/>
-    <w:pitch w:val="variable"/>
-    <w:sig w:usb0="20000287" w:usb1="00000003" w:usb2="00000000" w:usb3="00000000" w:csb0="0000019F" w:csb1="00000000"/>
-  </w:font>
-  <w:font w:name="Aptos Display">
-    <w:charset w:val="00"/>
-    <w:family w:val="swiss"/>
-    <w:pitch w:val="variable"/>
-    <w:sig w:usb0="20000287" w:usb1="00000003" w:usb2="00000000" w:usb3="00000000" w:csb0="0000019F" w:csb1="00000000"/>
-  </w:font>
-</w:fonts>
-</file>
-
-<file path=word/glossary/settings.xml><?xml version="1.0" encoding="utf-8"?>
-<w:settings xmlns:mc="http://schemas.openxmlformats.org/markup-compatibility/2006" xmlns:o="urn:schemas-microsoft-com:office:office" xmlns:r="http://schemas.openxmlformats.org/officeDocument/2006/relationships" xmlns:m="http://schemas.openxmlformats.org/officeDocument/2006/math" xmlns:v="urn:schemas-microsoft-com:vml" xmlns:w10="urn:schemas-microsoft-com:office:word" xmlns:w="http://schemas.openxmlformats.org/wordprocessingml/2006/main" xmlns:w14="http://schemas.microsoft.com/office/word/2010/wordml" xmlns:w15="http://schemas.microsoft.com/office/word/2012/wordml" xmlns:w16cex="http://schemas.microsoft.com/office/word/2018/wordml/cex" xmlns:w16cid="http://schemas.microsoft.com/office/word/2016/wordml/cid" xmlns:w16="http://schemas.microsoft.com/office/word/2018/wordml" xmlns:w16du="http://schemas.microsoft.com/office/word/2023/wordml/word16du" xmlns:w16sdtdh="http://schemas.microsoft.com/office/word/2020/wordml/sdtdatahash" xmlns:w16sdtfl="http://schemas.microsoft.com/office/word/2024/wordml/sdtformatlock" xmlns:w16se="http://schemas.microsoft.com/office/word/2015/wordml/symex" xmlns:sl="http://schemas.openxmlformats.org/schemaLibrary/2006/main" mc:Ignorable="w14 w15 w16se w16cid w16 w16cex w16sdtdh w16sdtfl w16du">
-  <w:view w:val="normal"/>
-  <w:defaultTabStop w:val="708"/>
-  <w:hyphenationZone w:val="425"/>
-  <w:characterSpacingControl w:val="doNotCompress"/>
-  <w:compat>
-    <w:useFELayout/>
-    <w:compatSetting w:name="compatibilityMode" w:uri="http://schemas.microsoft.com/office/word" w:val="15"/>
-    <w:compatSetting w:name="overrideTableStyleFontSizeAndJustification" w:uri="http://schemas.microsoft.com/office/word" w:val="1"/>
-    <w:compatSetting w:name="enableOpenTypeFeatures" w:uri="http://schemas.microsoft.com/office/word" w:val="1"/>
-    <w:compatSetting w:name="doNotFlipMirrorIndents" w:uri="http://schemas.microsoft.com/office/word" w:val="1"/>
-    <w:compatSetting w:name="differentiateMultirowTableHeaders" w:uri="http://schemas.microsoft.com/office/word" w:val="1"/>
-    <w:compatSetting w:name="useWord2013TrackBottomHyphenation" w:uri="http://schemas.microsoft.com/office/word" w:val="0"/>
-  </w:compat>
-  <w:rsids>
-    <w:rsidRoot w:val="00666CDA"/>
-    <w:rsid w:val="002047A0"/>
-    <w:rsid w:val="00337267"/>
-    <w:rsid w:val="00666CDA"/>
-  </w:rsids>
-  <m:mathPr>
-    <m:mathFont m:val="Cambria Math"/>
-    <m:brkBin m:val="before"/>
-    <m:brkBinSub m:val="--"/>
-    <m:smallFrac m:val="0"/>
-    <m:dispDef/>
-    <m:lMargin m:val="0"/>
-    <m:rMargin m:val="0"/>
-    <m:defJc m:val="centerGroup"/>
-    <m:wrapIndent m:val="1440"/>
-    <m:intLim m:val="subSup"/>
-    <m:naryLim m:val="undOvr"/>
-  </m:mathPr>
-  <w:themeFontLang w:val="pt-BR"/>
-  <w:clrSchemeMapping w:bg1="light1" w:t1="dark1" w:bg2="light2" w:t2="dark2" w:accent1="accent1" w:accent2="accent2" w:accent3="accent3" w:accent4="accent4" w:accent5="accent5" w:accent6="accent6" w:hyperlink="hyperlink" w:followedHyperlink="followedHyperlink"/>
-  <w:decimalSymbol w:val=","/>
-  <w:listSeparator w:val=";"/>
-  <w15:chartTrackingRefBased/>
-</w:settings>
-</file>
-
-<file path=word/glossary/styles.xml><?xml version="1.0" encoding="utf-8"?>
-<w:styles xmlns:mc="http://schemas.openxmlformats.org/markup-compatibility/2006" xmlns:r="http://schemas.openxmlformats.org/officeDocument/2006/relationships" xmlns:w="http://schemas.openxmlformats.org/wordprocessingml/2006/main" xmlns:w14="http://schemas.microsoft.com/office/word/2010/wordml" xmlns:w15="http://schemas.microsoft.com/office/word/2012/wordml" xmlns:w16cex="http://schemas.microsoft.com/office/word/2018/wordml/cex" xmlns:w16cid="http://schemas.microsoft.com/office/word/2016/wordml/cid" xmlns:w16="http://schemas.microsoft.com/office/word/2018/wordml" xmlns:w16du="http://schemas.microsoft.com/office/word/2023/wordml/word16du" xmlns:w16sdtdh="http://schemas.microsoft.com/office/word/2020/wordml/sdtdatahash" xmlns:w16sdtfl="http://schemas.microsoft.com/office/word/2024/wordml/sdtformatlock" xmlns:w16se="http://schemas.microsoft.com/office/word/2015/wordml/symex" mc:Ignorable="w14 w15 w16se w16cid w16 w16cex w16sdtdh w16sdtfl w16du">
-  <w:docDefaults>
-    <w:rPrDefault>
-      <w:rPr>
-        <w:rFonts w:asciiTheme="minorHAnsi" w:eastAsiaTheme="minorEastAsia" w:hAnsiTheme="minorHAnsi" w:cstheme="minorBidi"/>
-        <w:kern w:val="2"/>
-        <w:sz w:val="24"/>
-        <w:szCs w:val="24"/>
-        <w:lang w:val="pt-BR" w:eastAsia="pt-BR" w:bidi="ar-SA"/>
-        <w14:ligatures w14:val="standardContextual"/>
-      </w:rPr>
-    </w:rPrDefault>
-    <w:pPrDefault>
-      <w:pPr>
-        <w:spacing w:after="160" w:line="278" w:lineRule="auto"/>
-      </w:pPr>
-    </w:pPrDefault>
-  </w:docDefaults>
-  <w:latentStyles w:defLockedState="0" w:defUIPriority="99" w:defSemiHidden="0" w:defUnhideWhenUsed="0" w:defQFormat="0" w:count="376">
-    <w:lsdException w:name="Normal" w:uiPriority="0" w:qFormat="1"/>
-    <w:lsdException w:name="heading 1" w:uiPriority="9" w:qFormat="1"/>
-    <w:lsdException w:name="heading 2" w:semiHidden="1" w:uiPriority="9" w:unhideWhenUsed="1" w:qFormat="1"/>
-    <w:lsdException w:name="heading 3" w:semiHidden="1" w:uiPriority="9" w:unhideWhenUsed="1" w:qFormat="1"/>
-    <w:lsdException w:name="heading 4" w:semiHidden="1" w:uiPriority="9" w:unhideWhenUsed="1" w:qFormat="1"/>
-    <w:lsdException w:name="heading 5" w:semiHidden="1" w:uiPriority="9" w:unhideWhenUsed="1" w:qFormat="1"/>
-    <w:lsdException w:name="heading 6" w:semiHidden="1" w:uiPriority="9" w:unhideWhenUsed="1" w:qFormat="1"/>
-    <w:lsdException w:name="heading 7" w:semiHidden="1" w:uiPriority="9" w:unhideWhenUsed="1" w:qFormat="1"/>
-    <w:lsdException w:name="heading 8" w:semiHidden="1" w:uiPriority="9" w:unhideWhenUsed="1" w:qFormat="1"/>
-    <w:lsdException w:name="heading 9" w:semiHidden="1" w:uiPriority="9" w:unhideWhenUsed="1" w:qFormat="1"/>
-    <w:lsdException w:name="index 1" w:semiHidden="1" w:unhideWhenUsed="1"/>
-    <w:lsdException w:name="index 2" w:semiHidden="1" w:unhideWhenUsed="1"/>
-    <w:lsdException w:name="index 3" w:semiHidden="1" w:unhideWhenUsed="1"/>
-    <w:lsdException w:name="index 4" w:semiHidden="1" w:unhideWhenUsed="1"/>
-    <w:lsdException w:name="index 5" w:semiHidden="1" w:unhideWhenUsed="1"/>
-    <w:lsdException w:name="index 6" w:semiHidden="1" w:unhideWhenUsed="1"/>
-    <w:lsdException w:name="index 7" w:semiHidden="1" w:unhideWhenUsed="1"/>
-    <w:lsdException w:name="index 8" w:semiHidden="1" w:unhideWhenUsed="1"/>
-    <w:lsdException w:name="index 9" w:semiHidden="1" w:unhideWhenUsed="1"/>
-    <w:lsdException w:name="toc 1" w:semiHidden="1" w:uiPriority="39" w:unhideWhenUsed="1"/>
-    <w:lsdException w:name="toc 2" w:semiHidden="1" w:uiPriority="39" w:unhideWhenUsed="1"/>
-    <w:lsdException w:name="toc 3" w:semiHidden="1" w:uiPriority="39" w:unhideWhenUsed="1"/>
-    <w:lsdException w:name="toc 4" w:semiHidden="1" w:uiPriority="39" w:unhideWhenUsed="1"/>
-    <w:lsdException w:name="toc 5" w:semiHidden="1" w:uiPriority="39" w:unhideWhenUsed="1"/>
-    <w:lsdException w:name="toc 6" w:semiHidden="1" w:uiPriority="39" w:unhideWhenUsed="1"/>
-    <w:lsdException w:name="toc 7" w:semiHidden="1" w:uiPriority="39" w:unhideWhenUsed="1"/>
-    <w:lsdException w:name="toc 8" w:semiHidden="1" w:uiPriority="39" w:unhideWhenUsed="1"/>
-    <w:lsdException w:name="toc 9" w:semiHidden="1" w:uiPriority="39" w:unhideWhenUsed="1"/>
-    <w:lsdException w:name="Normal Indent" w:semiHidden="1" w:unhideWhenUsed="1"/>
-    <w:lsdException w:name="footnote text" w:semiHidden="1" w:unhideWhenUsed="1"/>
-    <w:lsdException w:name="annotation text" w:semiHidden="1" w:unhideWhenUsed="1"/>
-    <w:lsdException w:name="header" w:semiHidden="1" w:unhideWhenUsed="1"/>
-    <w:lsdException w:name="footer" w:semiHidden="1" w:unhideWhenUsed="1"/>
-    <w:lsdException w:name="index heading" w:semiHidden="1" w:unhideWhenUsed="1"/>
-    <w:lsdException w:name="caption" w:semiHidden="1" w:uiPriority="35" w:unhideWhenUsed="1" w:qFormat="1"/>
-    <w:lsdException w:name="table of figures" w:semiHidden="1" w:unhideWhenUsed="1"/>
-    <w:lsdException w:name="envelope address" w:semiHidden="1" w:unhideWhenUsed="1"/>
-    <w:lsdException w:name="envelope return" w:semiHidden="1" w:unhideWhenUsed="1"/>
-    <w:lsdException w:name="footnote reference" w:semiHidden="1" w:unhideWhenUsed="1"/>
-    <w:lsdException w:name="annotation reference" w:semiHidden="1" w:unhideWhenUsed="1"/>
-    <w:lsdException w:name="line number" w:semiHidden="1" w:unhideWhenUsed="1"/>
-    <w:lsdException w:name="page number" w:semiHidden="1" w:unhideWhenUsed="1"/>
-    <w:lsdException w:name="endnote reference" w:semiHidden="1" w:unhideWhenUsed="1"/>
-    <w:lsdException w:name="endnote text" w:semiHidden="1" w:unhideWhenUsed="1"/>
-    <w:lsdException w:name="table of authorities" w:semiHidden="1" w:unhideWhenUsed="1"/>
-    <w:lsdException w:name="macro" w:semiHidden="1" w:unhideWhenUsed="1"/>
-    <w:lsdException w:name="toa heading" w:semiHidden="1" w:unhideWhenUsed="1"/>
-    <w:lsdException w:name="List" w:semiHidden="1" w:unhideWhenUsed="1"/>
-    <w:lsdException w:name="List Bullet" w:semiHidden="1" w:unhideWhenUsed="1"/>
-    <w:lsdException w:name="List Number" w:semiHidden="1" w:unhideWhenUsed="1"/>
-    <w:lsdException w:name="List 2" w:semiHidden="1" w:unhideWhenUsed="1"/>
-    <w:lsdException w:name="List 3" w:semiHidden="1" w:unhideWhenUsed="1"/>
-    <w:lsdException w:name="List 4" w:semiHidden="1" w:unhideWhenUsed="1"/>
-    <w:lsdException w:name="List 5" w:semiHidden="1" w:unhideWhenUsed="1"/>
-    <w:lsdException w:name="List Bullet 2" w:semiHidden="1" w:unhideWhenUsed="1"/>
-    <w:lsdException w:name="List Bullet 3" w:semiHidden="1" w:unhideWhenUsed="1"/>
-    <w:lsdException w:name="List Bullet 4" w:semiHidden="1" w:unhideWhenUsed="1"/>
-    <w:lsdException w:name="List Bullet 5" w:semiHidden="1" w:unhideWhenUsed="1"/>
-    <w:lsdException w:name="List Number 2" w:semiHidden="1" w:unhideWhenUsed="1"/>
-    <w:lsdException w:name="List Number 3" w:semiHidden="1" w:unhideWhenUsed="1"/>
-    <w:lsdException w:name="List Number 4" w:semiHidden="1" w:unhideWhenUsed="1"/>
-    <w:lsdException w:name="List Number 5" w:semiHidden="1" w:unhideWhenUsed="1"/>
-    <w:lsdException w:name="Title" w:uiPriority="10" w:qFormat="1"/>
-    <w:lsdException w:name="Closing" w:semiHidden="1" w:unhideWhenUsed="1"/>
-    <w:lsdException w:name="Signature" w:semiHidden="1" w:unhideWhenUsed="1"/>
-    <w:lsdException w:name="Default Paragraph Font" w:semiHidden="1" w:uiPriority="1" w:unhideWhenUsed="1"/>
-    <w:lsdException w:name="Body Text" w:semiHidden="1" w:unhideWhenUsed="1"/>
-    <w:lsdException w:name="Body Text Indent" w:semiHidden="1" w:unhideWhenUsed="1"/>
-    <w:lsdException w:name="List Continue" w:semiHidden="1" w:unhideWhenUsed="1"/>
-    <w:lsdException w:name="List Continue 2" w:semiHidden="1" w:unhideWhenUsed="1"/>
-    <w:lsdException w:name="List Continue 3" w:semiHidden="1" w:unhideWhenUsed="1"/>
-    <w:lsdException w:name="List Continue 4" w:semiHidden="1" w:unhideWhenUsed="1"/>
-    <w:lsdException w:name="List Continue 5" w:semiHidden="1" w:unhideWhenUsed="1"/>
-    <w:lsdException w:name="Message Header" w:semiHidden="1" w:unhideWhenUsed="1"/>
-    <w:lsdException w:name="Subtitle" w:uiPriority="11" w:qFormat="1"/>
-    <w:lsdException w:name="Salutation" w:semiHidden="1" w:unhideWhenUsed="1"/>
-    <w:lsdException w:name="Date" w:semiHidden="1" w:unhideWhenUsed="1"/>
-    <w:lsdException w:name="Body Text First Indent" w:semiHidden="1" w:unhideWhenUsed="1"/>
-    <w:lsdException w:name="Body Text First Indent 2" w:semiHidden="1" w:unhideWhenUsed="1"/>
-    <w:lsdException w:name="Note Heading" w:semiHidden="1" w:unhideWhenUsed="1"/>
-    <w:lsdException w:name="Body Text 2" w:semiHidden="1" w:unhideWhenUsed="1"/>
-    <w:lsdException w:name="Body Text 3" w:semiHidden="1" w:unhideWhenUsed="1"/>
-    <w:lsdException w:name="Body Text Indent 2" w:semiHidden="1" w:unhideWhenUsed="1"/>
-    <w:lsdException w:name="Body Text Indent 3" w:semiHidden="1" w:unhideWhenUsed="1"/>
-    <w:lsdException w:name="Block Text" w:semiHidden="1" w:unhideWhenUsed="1"/>
-    <w:lsdException w:name="Hyperlink" w:semiHidden="1" w:unhideWhenUsed="1"/>
-    <w:lsdException w:name="FollowedHyperlink" w:semiHidden="1" w:unhideWhenUsed="1"/>
-    <w:lsdException w:name="Strong" w:uiPriority="22" w:qFormat="1"/>
-    <w:lsdException w:name="Emphasis" w:uiPriority="20" w:qFormat="1"/>
-    <w:lsdException w:name="Document Map" w:semiHidden="1" w:unhideWhenUsed="1"/>
-    <w:lsdException w:name="Plain Text" w:semiHidden="1" w:unhideWhenUsed="1"/>
-    <w:lsdException w:name="E-mail Signature" w:semiHidden="1" w:unhideWhenUsed="1"/>
-    <w:lsdException w:name="HTML Top of Form" w:semiHidden="1" w:unhideWhenUsed="1"/>
-    <w:lsdException w:name="HTML Bottom of Form" w:semiHidden="1" w:unhideWhenUsed="1"/>
-    <w:lsdException w:name="Normal (Web)" w:semiHidden="1" w:unhideWhenUsed="1"/>
-    <w:lsdException w:name="HTML Acronym" w:semiHidden="1" w:unhideWhenUsed="1"/>
-    <w:lsdException w:name="HTML Address" w:semiHidden="1" w:unhideWhenUsed="1"/>
-    <w:lsdException w:name="HTML Cite" w:semiHidden="1" w:unhideWhenUsed="1"/>
-    <w:lsdException w:name="HTML Code" w:semiHidden="1" w:unhideWhenUsed="1"/>
-    <w:lsdException w:name="HTML Definition" w:semiHidden="1" w:unhideWhenUsed="1"/>
-    <w:lsdException w:name="HTML Keyboard" w:semiHidden="1" w:unhideWhenUsed="1"/>
-    <w:lsdException w:name="HTML Preformatted" w:semiHidden="1" w:unhideWhenUsed="1"/>
-    <w:lsdException w:name="HTML Sample" w:semiHidden="1" w:unhideWhenUsed="1"/>
-    <w:lsdException w:name="HTML Typewriter" w:semiHidden="1" w:unhideWhenUsed="1"/>
-    <w:lsdException w:name="HTML Variable" w:semiHidden="1" w:unhideWhenUsed="1"/>
-    <w:lsdException w:name="Normal Table" w:semiHidden="1" w:unhideWhenUsed="1"/>
-    <w:lsdException w:name="annotation subject" w:semiHidden="1" w:unhideWhenUsed="1"/>
-    <w:lsdException w:name="No List" w:semiHidden="1" w:unhideWhenUsed="1"/>
-    <w:lsdException w:name="Outline List 1" w:semiHidden="1" w:unhideWhenUsed="1"/>
-    <w:lsdException w:name="Outline List 2" w:semiHidden="1" w:unhideWhenUsed="1"/>
-    <w:lsdException w:name="Outline List 3" w:semiHidden="1" w:unhideWhenUsed="1"/>
-    <w:lsdException w:name="Table Simple 1" w:semiHidden="1" w:unhideWhenUsed="1"/>
-    <w:lsdException w:name="Table Simple 2" w:semiHidden="1" w:unhideWhenUsed="1"/>
-    <w:lsdException w:name="Table Simple 3" w:semiHidden="1" w:unhideWhenUsed="1"/>
-    <w:lsdException w:name="Table Classic 1" w:semiHidden="1" w:unhideWhenUsed="1"/>
-    <w:lsdException w:name="Table Classic 2" w:semiHidden="1" w:unhideWhenUsed="1"/>
-    <w:lsdException w:name="Table Classic 3" w:semiHidden="1" w:unhideWhenUsed="1"/>
-    <w:lsdException w:name="Table Classic 4" w:semiHidden="1" w:unhideWhenUsed="1"/>
-    <w:lsdException w:name="Table Colorful 1" w:semiHidden="1" w:unhideWhenUsed="1"/>
-    <w:lsdException w:name="Table Colorful 2" w:semiHidden="1" w:unhideWhenUsed="1"/>
-    <w:lsdException w:name="Table Colorful 3" w:semiHidden="1" w:unhideWhenUsed="1"/>
-    <w:lsdException w:name="Table Columns 1" w:semiHidden="1" w:unhideWhenUsed="1"/>
-    <w:lsdException w:name="Table Columns 2" w:semiHidden="1" w:unhideWhenUsed="1"/>
-    <w:lsdException w:name="Table Columns 3" w:semiHidden="1" w:unhideWhenUsed="1"/>
-    <w:lsdException w:name="Table Columns 4" w:semiHidden="1" w:unhideWhenUsed="1"/>
-    <w:lsdException w:name="Table Columns 5" w:semiHidden="1" w:unhideWhenUsed="1"/>
-    <w:lsdException w:name="Table Grid 1" w:semiHidden="1" w:unhideWhenUsed="1"/>
-    <w:lsdException w:name="Table Grid 2" w:semiHidden="1" w:unhideWhenUsed="1"/>
-    <w:lsdException w:name="Table Grid 3" w:semiHidden="1" w:unhideWhenUsed="1"/>
-    <w:lsdException w:name="Table Grid 4" w:semiHidden="1" w:unhideWhenUsed="1"/>
-    <w:lsdException w:name="Table Grid 5" w:semiHidden="1" w:unhideWhenUsed="1"/>
-    <w:lsdException w:name="Table Grid 6" w:semiHidden="1" w:unhideWhenUsed="1"/>
-    <w:lsdException w:name="Table Grid 7" w:semiHidden="1" w:unhideWhenUsed="1"/>
-    <w:lsdException w:name="Table Grid 8" w:semiHidden="1" w:unhideWhenUsed="1"/>
-    <w:lsdException w:name="Table List 1" w:semiHidden="1" w:unhideWhenUsed="1"/>
-    <w:lsdException w:name="Table List 2" w:semiHidden="1" w:unhideWhenUsed="1"/>
-    <w:lsdException w:name="Table List 3" w:semiHidden="1" w:unhideWhenUsed="1"/>
-    <w:lsdException w:name="Table List 4" w:semiHidden="1" w:unhideWhenUsed="1"/>
-    <w:lsdException w:name="Table List 5" w:semiHidden="1" w:unhideWhenUsed="1"/>
-    <w:lsdException w:name="Table List 6" w:semiHidden="1" w:unhideWhenUsed="1"/>
-    <w:lsdException w:name="Table List 7" w:semiHidden="1" w:unhideWhenUsed="1"/>
-    <w:lsdException w:name="Table List 8" w:semiHidden="1" w:unhideWhenUsed="1"/>
-    <w:lsdException w:name="Table 3D effects 1" w:semiHidden="1" w:unhideWhenUsed="1"/>
-    <w:lsdException w:name="Table 3D effects 2" w:semiHidden="1" w:unhideWhenUsed="1"/>
-    <w:lsdException w:name="Table 3D effects 3" w:semiHidden="1" w:unhideWhenUsed="1"/>
-    <w:lsdException w:name="Table Contemporary" w:semiHidden="1" w:unhideWhenUsed="1"/>
-    <w:lsdException w:name="Table Elegant" w:semiHidden="1" w:unhideWhenUsed="1"/>
-    <w:lsdException w:name="Table Professional" w:semiHidden="1" w:unhideWhenUsed="1"/>
-    <w:lsdException w:name="Table Subtle 1" w:semiHidden="1" w:unhideWhenUsed="1"/>
-    <w:lsdException w:name="Table Subtle 2" w:semiHidden="1" w:unhideWhenUsed="1"/>
-    <w:lsdException w:name="Table Web 1" w:semiHidden="1" w:unhideWhenUsed="1"/>
-    <w:lsdException w:name="Table Web 2" w:semiHidden="1" w:unhideWhenUsed="1"/>
-    <w:lsdException w:name="Table Web 3" w:semiHidden="1" w:unhideWhenUsed="1"/>
-    <w:lsdException w:name="Balloon Text" w:semiHidden="1" w:unhideWhenUsed="1"/>
-    <w:lsdException w:name="Table Grid" w:uiPriority="39"/>
-    <w:lsdException w:name="Table Theme" w:semiHidden="1" w:unhideWhenUsed="1"/>
-    <w:lsdException w:name="Placeholder Text" w:semiHidden="1"/>
-    <w:lsdException w:name="No Spacing" w:uiPriority="1" w:qFormat="1"/>
-    <w:lsdException w:name="Light Shading" w:uiPriority="60"/>
-    <w:lsdException w:name="Light List" w:uiPriority="61"/>
-    <w:lsdException w:name="Light Grid" w:uiPriority="62"/>
-    <w:lsdException w:name="Medium Shading 1" w:uiPriority="63"/>
-    <w:lsdException w:name="Medium Shading 2" w:uiPriority="64"/>
-    <w:lsdException w:name="Medium List 1" w:uiPriority="65"/>
-    <w:lsdException w:name="Medium List 2" w:uiPriority="66"/>
-    <w:lsdException w:name="Medium Grid 1" w:uiPriority="67"/>
-    <w:lsdException w:name="Medium Grid 2" w:uiPriority="68"/>
-    <w:lsdException w:name="Medium Grid 3" w:uiPriority="69"/>
-    <w:lsdException w:name="Dark List" w:uiPriority="70"/>
-    <w:lsdException w:name="Colorful Shading" w:uiPriority="71"/>
-    <w:lsdException w:name="Colorful List" w:uiPriority="72"/>
-    <w:lsdException w:name="Colorful Grid" w:uiPriority="73"/>
-    <w:lsdException w:name="Light Shading Accent 1" w:uiPriority="60"/>
-    <w:lsdException w:name="Light List Accent 1" w:uiPriority="61"/>
-    <w:lsdException w:name="Light Grid Accent 1" w:uiPriority="62"/>
-    <w:lsdException w:name="Medium Shading 1 Accent 1" w:uiPriority="63"/>
-    <w:lsdException w:name="Medium Shading 2 Accent 1" w:uiPriority="64"/>
-    <w:lsdException w:name="Medium List 1 Accent 1" w:uiPriority="65"/>
-    <w:lsdException w:name="Revision" w:semiHidden="1"/>
-    <w:lsdException w:name="List Paragraph" w:uiPriority="34" w:qFormat="1"/>
-    <w:lsdException w:name="Quote" w:uiPriority="29" w:qFormat="1"/>
-    <w:lsdException w:name="Intense Quote" w:uiPriority="30" w:qFormat="1"/>
-    <w:lsdException w:name="Medium List 2 Accent 1" w:uiPriority="66"/>
-    <w:lsdException w:name="Medium Grid 1 Accent 1" w:uiPriority="67"/>
-    <w:lsdException w:name="Medium Grid 2 Accent 1" w:uiPriority="68"/>
-    <w:lsdException w:name="Medium Grid 3 Accent 1" w:uiPriority="69"/>
-    <w:lsdException w:name="Dark List Accent 1" w:uiPriority="70"/>
-    <w:lsdException w:name="Colorful Shading Accent 1" w:uiPriority="71"/>
-    <w:lsdException w:name="Colorful List Accent 1" w:uiPriority="72"/>
-    <w:lsdException w:name="Colorful Grid Accent 1" w:uiPriority="73"/>
-    <w:lsdException w:name="Light Shading Accent 2" w:uiPriority="60"/>
-    <w:lsdException w:name="Light List Accent 2" w:uiPriority="61"/>
-    <w:lsdException w:name="Light Grid Accent 2" w:uiPriority="62"/>
-    <w:lsdException w:name="Medium Shading 1 Accent 2" w:uiPriority="63"/>
-    <w:lsdException w:name="Medium Shading 2 Accent 2" w:uiPriority="64"/>
-    <w:lsdException w:name="Medium List 1 Accent 2" w:uiPriority="65"/>
-    <w:lsdException w:name="Medium List 2 Accent 2" w:uiPriority="66"/>
-    <w:lsdException w:name="Medium Grid 1 Accent 2" w:uiPriority="67"/>
-    <w:lsdException w:name="Medium Grid 2 Accent 2" w:uiPriority="68"/>
-    <w:lsdException w:name="Medium Grid 3 Accent 2" w:uiPriority="69"/>
-    <w:lsdException w:name="Dark List Accent 2" w:uiPriority="70"/>
-    <w:lsdException w:name="Colorful Shading Accent 2" w:uiPriority="71"/>
-    <w:lsdException w:name="Colorful List Accent 2" w:uiPriority="72"/>
-    <w:lsdException w:name="Colorful Grid Accent 2" w:uiPriority="73"/>
-    <w:lsdException w:name="Light Shading Accent 3" w:uiPriority="60"/>
-    <w:lsdException w:name="Light List Accent 3" w:uiPriority="61"/>
-    <w:lsdException w:name="Light Grid Accent 3" w:uiPriority="62"/>
-    <w:lsdException w:name="Medium Shading 1 Accent 3" w:uiPriority="63"/>
-    <w:lsdException w:name="Medium Shading 2 Accent 3" w:uiPriority="64"/>
-    <w:lsdException w:name="Medium List 1 Accent 3" w:uiPriority="65"/>
-    <w:lsdException w:name="Medium List 2 Accent 3" w:uiPriority="66"/>
-    <w:lsdException w:name="Medium Grid 1 Accent 3" w:uiPriority="67"/>
-    <w:lsdException w:name="Medium Grid 2 Accent 3" w:uiPriority="68"/>
-    <w:lsdException w:name="Medium Grid 3 Accent 3" w:uiPriority="69"/>
-    <w:lsdException w:name="Dark List Accent 3" w:uiPriority="70"/>
-    <w:lsdException w:name="Colorful Shading Accent 3" w:uiPriority="71"/>
-    <w:lsdException w:name="Colorful List Accent 3" w:uiPriority="72"/>
-    <w:lsdException w:name="Colorful Grid Accent 3" w:uiPriority="73"/>
-    <w:lsdException w:name="Light Shading Accent 4" w:uiPriority="60"/>
-    <w:lsdException w:name="Light List Accent 4" w:uiPriority="61"/>
-    <w:lsdException w:name="Light Grid Accent 4" w:uiPriority="62"/>
-    <w:lsdException w:name="Medium Shading 1 Accent 4" w:uiPriority="63"/>
-    <w:lsdException w:name="Medium Shading 2 Accent 4" w:uiPriority="64"/>
-    <w:lsdException w:name="Medium List 1 Accent 4" w:uiPriority="65"/>
-    <w:lsdException w:name="Medium List 2 Accent 4" w:uiPriority="66"/>
-    <w:lsdException w:name="Medium Grid 1 Accent 4" w:uiPriority="67"/>
-    <w:lsdException w:name="Medium Grid 2 Accent 4" w:uiPriority="68"/>
-    <w:lsdException w:name="Medium Grid 3 Accent 4" w:uiPriority="69"/>
-    <w:lsdException w:name="Dark List Accent 4" w:uiPriority="70"/>
-    <w:lsdException w:name="Colorful Shading Accent 4" w:uiPriority="71"/>
-    <w:lsdException w:name="Colorful List Accent 4" w:uiPriority="72"/>
-    <w:lsdException w:name="Colorful Grid Accent 4" w:uiPriority="73"/>
-    <w:lsdException w:name="Light Shading Accent 5" w:uiPriority="60"/>
-    <w:lsdException w:name="Light List Accent 5" w:uiPriority="61"/>
-    <w:lsdException w:name="Light Grid Accent 5" w:uiPriority="62"/>
-    <w:lsdException w:name="Medium Shading 1 Accent 5" w:uiPriority="63"/>
-    <w:lsdException w:name="Medium Shading 2 Accent 5" w:uiPriority="64"/>
-    <w:lsdException w:name="Medium List 1 Accent 5" w:uiPriority="65"/>
-    <w:lsdException w:name="Medium List 2 Accent 5" w:uiPriority="66"/>
-    <w:lsdException w:name="Medium Grid 1 Accent 5" w:uiPriority="67"/>
-    <w:lsdException w:name="Medium Grid 2 Accent 5" w:uiPriority="68"/>
-    <w:lsdException w:name="Medium Grid 3 Accent 5" w:uiPriority="69"/>
-    <w:lsdException w:name="Dark List Accent 5" w:uiPriority="70"/>
-    <w:lsdException w:name="Colorful Shading Accent 5" w:uiPriority="71"/>
-    <w:lsdException w:name="Colorful List Accent 5" w:uiPriority="72"/>
-    <w:lsdException w:name="Colorful Grid Accent 5" w:uiPriority="73"/>
-    <w:lsdException w:name="Light Shading Accent 6" w:uiPriority="60"/>
-    <w:lsdException w:name="Light List Accent 6" w:uiPriority="61"/>
-    <w:lsdException w:name="Light Grid Accent 6" w:uiPriority="62"/>
-    <w:lsdException w:name="Medium Shading 1 Accent 6" w:uiPriority="63"/>
-    <w:lsdException w:name="Medium Shading 2 Accent 6" w:uiPriority="64"/>
-    <w:lsdException w:name="Medium List 1 Accent 6" w:uiPriority="65"/>
-    <w:lsdException w:name="Medium List 2 Accent 6" w:uiPriority="66"/>
-    <w:lsdException w:name="Medium Grid 1 Accent 6" w:uiPriority="67"/>
-    <w:lsdException w:name="Medium Grid 2 Accent 6" w:uiPriority="68"/>
-    <w:lsdException w:name="Medium Grid 3 Accent 6" w:uiPriority="69"/>
-    <w:lsdException w:name="Dark List Accent 6" w:uiPriority="70"/>
-    <w:lsdException w:name="Colorful Shading Accent 6" w:uiPriority="71"/>
-    <w:lsdException w:name="Colorful List Accent 6" w:uiPriority="72"/>
-    <w:lsdException w:name="Colorful Grid Accent 6" w:uiPriority="73"/>
-    <w:lsdException w:name="Subtle Emphasis" w:uiPriority="19" w:qFormat="1"/>
-    <w:lsdException w:name="Intense Emphasis" w:uiPriority="21" w:qFormat="1"/>
-    <w:lsdException w:name="Subtle Reference" w:uiPriority="31" w:qFormat="1"/>
-    <w:lsdException w:name="Intense Reference" w:uiPriority="32" w:qFormat="1"/>
-    <w:lsdException w:name="Book Title" w:uiPriority="33" w:qFormat="1"/>
-    <w:lsdException w:name="Bibliography" w:semiHidden="1" w:uiPriority="37" w:unhideWhenUsed="1"/>
-    <w:lsdException w:name="TOC Heading" w:semiHidden="1" w:uiPriority="39" w:unhideWhenUsed="1" w:qFormat="1"/>
-    <w:lsdException w:name="Plain Table 1" w:uiPriority="41"/>
-    <w:lsdException w:name="Plain Table 2" w:uiPriority="42"/>
-    <w:lsdException w:name="Plain Table 3" w:uiPriority="43"/>
-    <w:lsdException w:name="Plain Table 4" w:uiPriority="44"/>
-    <w:lsdException w:name="Plain Table 5" w:uiPriority="45"/>
-    <w:lsdException w:name="Grid Table Light" w:uiPriority="40"/>
-    <w:lsdException w:name="Grid Table 1 Light" w:uiPriority="46"/>
-    <w:lsdException w:name="Grid Table 2" w:uiPriority="47"/>
-    <w:lsdException w:name="Grid Table 3" w:uiPriority="48"/>
-    <w:lsdException w:name="Grid Table 4" w:uiPriority="49"/>
-    <w:lsdException w:name="Grid Table 5 Dark" w:uiPriority="50"/>
-    <w:lsdException w:name="Grid Table 6 Colorful" w:uiPriority="51"/>
-    <w:lsdException w:name="Grid Table 7 Colorful" w:uiPriority="52"/>
-    <w:lsdException w:name="Grid Table 1 Light Accent 1" w:uiPriority="46"/>
-    <w:lsdException w:name="Grid Table 2 Accent 1" w:uiPriority="47"/>
-    <w:lsdException w:name="Grid Table 3 Accent 1" w:uiPriority="48"/>
-    <w:lsdException w:name="Grid Table 4 Accent 1" w:uiPriority="49"/>
-    <w:lsdException w:name="Grid Table 5 Dark Accent 1" w:uiPriority="50"/>
-    <w:lsdException w:name="Grid Table 6 Colorful Accent 1" w:uiPriority="51"/>
-    <w:lsdException w:name="Grid Table 7 Colorful Accent 1" w:uiPriority="52"/>
-    <w:lsdException w:name="Grid Table 1 Light Accent 2" w:uiPriority="46"/>
-    <w:lsdException w:name="Grid Table 2 Accent 2" w:uiPriority="47"/>
-    <w:lsdException w:name="Grid Table 3 Accent 2" w:uiPriority="48"/>
-    <w:lsdException w:name="Grid Table 4 Accent 2" w:uiPriority="49"/>
-    <w:lsdException w:name="Grid Table 5 Dark Accent 2" w:uiPriority="50"/>
-    <w:lsdException w:name="Grid Table 6 Colorful Accent 2" w:uiPriority="51"/>
-    <w:lsdException w:name="Grid Table 7 Colorful Accent 2" w:uiPriority="52"/>
-    <w:lsdException w:name="Grid Table 1 Light Accent 3" w:uiPriority="46"/>
-    <w:lsdException w:name="Grid Table 2 Accent 3" w:uiPriority="47"/>
-    <w:lsdException w:name="Grid Table 3 Accent 3" w:uiPriority="48"/>
-    <w:lsdException w:name="Grid Table 4 Accent 3" w:uiPriority="49"/>
-    <w:lsdException w:name="Grid Table 5 Dark Accent 3" w:uiPriority="50"/>
-    <w:lsdException w:name="Grid Table 6 Colorful Accent 3" w:uiPriority="51"/>
-    <w:lsdException w:name="Grid Table 7 Colorful Accent 3" w:uiPriority="52"/>
-    <w:lsdException w:name="Grid Table 1 Light Accent 4" w:uiPriority="46"/>
-    <w:lsdException w:name="Grid Table 2 Accent 4" w:uiPriority="47"/>
-    <w:lsdException w:name="Grid Table 3 Accent 4" w:uiPriority="48"/>
-    <w:lsdException w:name="Grid Table 4 Accent 4" w:uiPriority="49"/>
-    <w:lsdException w:name="Grid Table 5 Dark Accent 4" w:uiPriority="50"/>
-    <w:lsdException w:name="Grid Table 6 Colorful Accent 4" w:uiPriority="51"/>
-    <w:lsdException w:name="Grid Table 7 Colorful Accent 4" w:uiPriority="52"/>
-    <w:lsdException w:name="Grid Table 1 Light Accent 5" w:uiPriority="46"/>
-    <w:lsdException w:name="Grid Table 2 Accent 5" w:uiPriority="47"/>
-    <w:lsdException w:name="Grid Table 3 Accent 5" w:uiPriority="48"/>
-    <w:lsdException w:name="Grid Table 4 Accent 5" w:uiPriority="49"/>
-    <w:lsdException w:name="Grid Table 5 Dark Accent 5" w:uiPriority="50"/>
-    <w:lsdException w:name="Grid Table 6 Colorful Accent 5" w:uiPriority="51"/>
-    <w:lsdException w:name="Grid Table 7 Colorful Accent 5" w:uiPriority="52"/>
-    <w:lsdException w:name="Grid Table 1 Light Accent 6" w:uiPriority="46"/>
-    <w:lsdException w:name="Grid Table 2 Accent 6" w:uiPriority="47"/>
-    <w:lsdException w:name="Grid Table 3 Accent 6" w:uiPriority="48"/>
-    <w:lsdException w:name="Grid Table 4 Accent 6" w:uiPriority="49"/>
-    <w:lsdException w:name="Grid Table 5 Dark Accent 6" w:uiPriority="50"/>
-    <w:lsdException w:name="Grid Table 6 Colorful Accent 6" w:uiPriority="51"/>
-    <w:lsdException w:name="Grid Table 7 Colorful Accent 6" w:uiPriority="52"/>
-    <w:lsdException w:name="List Table 1 Light" w:uiPriority="46"/>
-    <w:lsdException w:name="List Table 2" w:uiPriority="47"/>
-    <w:lsdException w:name="List Table 3" w:uiPriority="48"/>
-    <w:lsdException w:name="List Table 4" w:uiPriority="49"/>
-    <w:lsdException w:name="List Table 5 Dark" w:uiPriority="50"/>
-    <w:lsdException w:name="List Table 6 Colorful" w:uiPriority="51"/>
-    <w:lsdException w:name="List Table 7 Colorful" w:uiPriority="52"/>
-    <w:lsdException w:name="List Table 1 Light Accent 1" w:uiPriority="46"/>
-    <w:lsdException w:name="List Table 2 Accent 1" w:uiPriority="47"/>
-    <w:lsdException w:name="List Table 3 Accent 1" w:uiPriority="48"/>
-    <w:lsdException w:name="List Table 4 Accent 1" w:uiPriority="49"/>
-    <w:lsdException w:name="List Table 5 Dark Accent 1" w:uiPriority="50"/>
-    <w:lsdException w:name="List Table 6 Colorful Accent 1" w:uiPriority="51"/>
-    <w:lsdException w:name="List Table 7 Colorful Accent 1" w:uiPriority="52"/>
-    <w:lsdException w:name="List Table 1 Light Accent 2" w:uiPriority="46"/>
-    <w:lsdException w:name="List Table 2 Accent 2" w:uiPriority="47"/>
-    <w:lsdException w:name="List Table 3 Accent 2" w:uiPriority="48"/>
-    <w:lsdException w:name="List Table 4 Accent 2" w:uiPriority="49"/>
-    <w:lsdException w:name="List Table 5 Dark Accent 2" w:uiPriority="50"/>
-    <w:lsdException w:name="List Table 6 Colorful Accent 2" w:uiPriority="51"/>
-    <w:lsdException w:name="List Table 7 Colorful Accent 2" w:uiPriority="52"/>
-    <w:lsdException w:name="List Table 1 Light Accent 3" w:uiPriority="46"/>
-    <w:lsdException w:name="List Table 2 Accent 3" w:uiPriority="47"/>
-    <w:lsdException w:name="List Table 3 Accent 3" w:uiPriority="48"/>
-    <w:lsdException w:name="List Table 4 Accent 3" w:uiPriority="49"/>
-    <w:lsdException w:name="List Table 5 Dark Accent 3" w:uiPriority="50"/>
-    <w:lsdException w:name="List Table 6 Colorful Accent 3" w:uiPriority="51"/>
-    <w:lsdException w:name="List Table 7 Colorful Accent 3" w:uiPriority="52"/>
-    <w:lsdException w:name="List Table 1 Light Accent 4" w:uiPriority="46"/>
-    <w:lsdException w:name="List Table 2 Accent 4" w:uiPriority="47"/>
-    <w:lsdException w:name="List Table 3 Accent 4" w:uiPriority="48"/>
-    <w:lsdException w:name="List Table 4 Accent 4" w:uiPriority="49"/>
-    <w:lsdException w:name="List Table 5 Dark Accent 4" w:uiPriority="50"/>
-    <w:lsdException w:name="List Table 6 Colorful Accent 4" w:uiPriority="51"/>
-    <w:lsdException w:name="List Table 7 Colorful Accent 4" w:uiPriority="52"/>
-    <w:lsdException w:name="List Table 1 Light Accent 5" w:uiPriority="46"/>
-    <w:lsdException w:name="List Table 2 Accent 5" w:uiPriority="47"/>
-    <w:lsdException w:name="List Table 3 Accent 5" w:uiPriority="48"/>
-    <w:lsdException w:name="List Table 4 Accent 5" w:uiPriority="49"/>
-    <w:lsdException w:name="List Table 5 Dark Accent 5" w:uiPriority="50"/>
-    <w:lsdException w:name="List Table 6 Colorful Accent 5" w:uiPriority="51"/>
-    <w:lsdException w:name="List Table 7 Colorful Accent 5" w:uiPriority="52"/>
-    <w:lsdException w:name="List Table 1 Light Accent 6" w:uiPriority="46"/>
-    <w:lsdException w:name="List Table 2 Accent 6" w:uiPriority="47"/>
-    <w:lsdException w:name="List Table 3 Accent 6" w:uiPriority="48"/>
-    <w:lsdException w:name="List Table 4 Accent 6" w:uiPriority="49"/>
-    <w:lsdException w:name="List Table 5 Dark Accent 6" w:uiPriority="50"/>
-    <w:lsdException w:name="List Table 6 Colorful Accent 6" w:uiPriority="51"/>
-    <w:lsdException w:name="List Table 7 Colorful Accent 6" w:uiPriority="52"/>
-    <w:lsdException w:name="Mention" w:semiHidden="1" w:unhideWhenUsed="1"/>
-    <w:lsdException w:name="Smart Hyperlink" w:semiHidden="1" w:unhideWhenUsed="1"/>
-    <w:lsdException w:name="Hashtag" w:semiHidden="1" w:unhideWhenUsed="1"/>
-    <w:lsdException w:name="Unresolved Mention" w:semiHidden="1" w:unhideWhenUsed="1"/>
-    <w:lsdException w:name="Smart Link" w:semiHidden="1" w:unhideWhenUsed="1"/>
-  </w:latentStyles>
-  <w:style w:type="paragraph" w:default="1" w:styleId="Normal">
-    <w:name w:val="Normal"/>
-    <w:qFormat/>
-  </w:style>
-  <w:style w:type="character" w:default="1" w:styleId="Fontepargpadro">
-    <w:name w:val="Default Paragraph Font"/>
-    <w:uiPriority w:val="1"/>
-    <w:semiHidden/>
-    <w:unhideWhenUsed/>
-  </w:style>
-  <w:style w:type="table" w:default="1" w:styleId="Tabelanormal">
-    <w:name w:val="Normal Table"/>
-    <w:uiPriority w:val="99"/>
-    <w:semiHidden/>
-    <w:unhideWhenUsed/>
-    <w:tblPr>
-      <w:tblInd w:w="0" w:type="dxa"/>
-      <w:tblCellMar>
-        <w:top w:w="0" w:type="dxa"/>
-        <w:left w:w="108" w:type="dxa"/>
-        <w:bottom w:w="0" w:type="dxa"/>
-        <w:right w:w="108" w:type="dxa"/>
-      </w:tblCellMar>
-    </w:tblPr>
-  </w:style>
-  <w:style w:type="numbering" w:default="1" w:styleId="Semlista">
-    <w:name w:val="No List"/>
-    <w:uiPriority w:val="99"/>
-    <w:semiHidden/>
-    <w:unhideWhenUsed/>
-  </w:style>
-  <w:style w:type="paragraph" w:customStyle="1" w:styleId="2F28059FC79048E5AFF9AD9373F827A2">
-    <w:name w:val="2F28059FC79048E5AFF9AD9373F827A2"/>
-    <w:rsid w:val="00666CDA"/>
-  </w:style>
-</w:styles>
-</file>
-
-<file path=word/glossary/webSettings.xml><?xml version="1.0" encoding="utf-8"?>
-<w:webSettings xmlns:mc="http://schemas.openxmlformats.org/markup-compatibility/2006" xmlns:r="http://schemas.openxmlformats.org/officeDocument/2006/relationships" xmlns:w="http://schemas.openxmlformats.org/wordprocessingml/2006/main" xmlns:w14="http://schemas.microsoft.com/office/word/2010/wordml" xmlns:w15="http://schemas.microsoft.com/office/word/2012/wordml" xmlns:w16cex="http://schemas.microsoft.com/office/word/2018/wordml/cex" xmlns:w16cid="http://schemas.microsoft.com/office/word/2016/wordml/cid" xmlns:w16="http://schemas.microsoft.com/office/word/2018/wordml" xmlns:w16du="http://schemas.microsoft.com/office/word/2023/wordml/word16du" xmlns:w16sdtdh="http://schemas.microsoft.com/office/word/2020/wordml/sdtdatahash" xmlns:w16sdtfl="http://schemas.microsoft.com/office/word/2024/wordml/sdtformatlock" xmlns:w16se="http://schemas.microsoft.com/office/word/2015/wordml/symex" mc:Ignorable="w14 w15 w16se w16cid w16 w16cex w16sdtdh w16sdtfl w16du">
-  <w:optimizeForBrowser/>
-  <w:allowPNG/>
-</w:webSettings>
-</file>
-
 <file path=word/theme/theme1.xml><?xml version="1.0" encoding="utf-8"?>
 <a:theme xmlns:a="http://schemas.openxmlformats.org/drawingml/2006/main" name="Tema do Office">
   <a:themeElements>
